--- a/docs/Project_File (school_app) 23-03-2026.docx
+++ b/docs/Project_File (school_app) 23-03-2026.docx
@@ -52334,6 +52334,2852 @@
     </w:p>
     <w:p>
       <w:pPr>
+        <w:spacing w:after="0" w:line="240" w:lineRule="auto"/>
+        <w:rPr>
+          <w:rFonts w:ascii="Times New Roman" w:eastAsia="Times New Roman" w:hAnsi="Times New Roman" w:cs="Times New Roman"/>
+          <w:sz w:val="24"/>
+          <w:szCs w:val="24"/>
+          <w:lang w:eastAsia="en-IN"/>
+        </w:rPr>
+      </w:pPr>
+      <w:r>
+        <w:rPr>
+          <w:rFonts w:ascii="Times New Roman" w:eastAsia="Times New Roman" w:hAnsi="Times New Roman" w:cs="Times New Roman"/>
+          <w:sz w:val="24"/>
+          <w:szCs w:val="24"/>
+          <w:lang w:eastAsia="en-IN"/>
+        </w:rPr>
+        <w:lastRenderedPageBreak/>
+        <w:t>How I can make my local WAMP MySQL 8.0.3 avialble to streamlit app on cloud</w:t>
+      </w:r>
+    </w:p>
+    <w:p>
+      <w:pPr>
+        <w:spacing w:before="100" w:beforeAutospacing="1" w:after="100" w:afterAutospacing="1" w:line="240" w:lineRule="auto"/>
+        <w:rPr>
+          <w:rFonts w:ascii="Times New Roman" w:eastAsia="Times New Roman" w:hAnsi="Times New Roman" w:cs="Times New Roman"/>
+          <w:sz w:val="24"/>
+          <w:szCs w:val="24"/>
+          <w:lang w:eastAsia="en-IN"/>
+        </w:rPr>
+      </w:pPr>
+      <w:r>
+        <w:rPr>
+          <w:rFonts w:ascii="Times New Roman" w:eastAsia="Times New Roman" w:hAnsi="Times New Roman" w:cs="Times New Roman"/>
+          <w:sz w:val="24"/>
+          <w:szCs w:val="24"/>
+          <w:lang w:eastAsia="en-IN"/>
+        </w:rPr>
+        <w:t xml:space="preserve">Making your </w:t>
+      </w:r>
+      <w:r>
+        <w:rPr>
+          <w:rFonts w:ascii="Times New Roman" w:eastAsia="Times New Roman" w:hAnsi="Times New Roman" w:cs="Times New Roman"/>
+          <w:b/>
+          <w:bCs/>
+          <w:sz w:val="24"/>
+          <w:szCs w:val="24"/>
+          <w:lang w:eastAsia="en-IN"/>
+        </w:rPr>
+        <w:t>local WAMP MySQL 8.0.3</w:t>
+      </w:r>
+      <w:r>
+        <w:rPr>
+          <w:rFonts w:ascii="Times New Roman" w:eastAsia="Times New Roman" w:hAnsi="Times New Roman" w:cs="Times New Roman"/>
+          <w:sz w:val="24"/>
+          <w:szCs w:val="24"/>
+          <w:lang w:eastAsia="en-IN"/>
+        </w:rPr>
+        <w:t xml:space="preserve"> available to a </w:t>
+      </w:r>
+      <w:r>
+        <w:rPr>
+          <w:rFonts w:ascii="Times New Roman" w:eastAsia="Times New Roman" w:hAnsi="Times New Roman" w:cs="Times New Roman"/>
+          <w:b/>
+          <w:bCs/>
+          <w:sz w:val="24"/>
+          <w:szCs w:val="24"/>
+          <w:lang w:eastAsia="en-IN"/>
+        </w:rPr>
+        <w:t>cloud</w:t>
+      </w:r>
+      <w:r>
+        <w:rPr>
+          <w:rFonts w:ascii="Times New Roman" w:eastAsia="Times New Roman" w:hAnsi="Times New Roman" w:cs="Times New Roman"/>
+          <w:b/>
+          <w:bCs/>
+          <w:sz w:val="24"/>
+          <w:szCs w:val="24"/>
+          <w:lang w:eastAsia="en-IN"/>
+        </w:rPr>
+        <w:noBreakHyphen/>
+        <w:t>hosted Streamlit app</w:t>
+      </w:r>
+      <w:r>
+        <w:rPr>
+          <w:rFonts w:ascii="Times New Roman" w:eastAsia="Times New Roman" w:hAnsi="Times New Roman" w:cs="Times New Roman"/>
+          <w:sz w:val="24"/>
+          <w:szCs w:val="24"/>
+          <w:lang w:eastAsia="en-IN"/>
+        </w:rPr>
+        <w:t xml:space="preserve"> is absolutely possible — but it requires a few deliberate steps because:</w:t>
+      </w:r>
+    </w:p>
+    <w:p>
+      <w:pPr>
+        <w:numPr>
+          <w:ilvl w:val="0"/>
+          <w:numId w:val="1"/>
+        </w:numPr>
+        <w:spacing w:before="100" w:beforeAutospacing="1" w:after="100" w:afterAutospacing="1" w:line="240" w:lineRule="auto"/>
+        <w:rPr>
+          <w:rFonts w:ascii="Times New Roman" w:eastAsia="Times New Roman" w:hAnsi="Times New Roman" w:cs="Times New Roman"/>
+          <w:sz w:val="24"/>
+          <w:szCs w:val="24"/>
+          <w:lang w:eastAsia="en-IN"/>
+        </w:rPr>
+      </w:pPr>
+      <w:r>
+        <w:rPr>
+          <w:rFonts w:ascii="Times New Roman" w:eastAsia="Times New Roman" w:hAnsi="Times New Roman" w:cs="Times New Roman"/>
+          <w:sz w:val="24"/>
+          <w:szCs w:val="24"/>
+          <w:lang w:eastAsia="en-IN"/>
+        </w:rPr>
+        <w:t xml:space="preserve">Your MySQL server is currently </w:t>
+      </w:r>
+      <w:r>
+        <w:rPr>
+          <w:rFonts w:ascii="Times New Roman" w:eastAsia="Times New Roman" w:hAnsi="Times New Roman" w:cs="Times New Roman"/>
+          <w:b/>
+          <w:bCs/>
+          <w:sz w:val="24"/>
+          <w:szCs w:val="24"/>
+          <w:lang w:eastAsia="en-IN"/>
+        </w:rPr>
+        <w:t>bound to localhost (127.0.0.1)</w:t>
+      </w:r>
+    </w:p>
+    <w:p>
+      <w:pPr>
+        <w:numPr>
+          <w:ilvl w:val="0"/>
+          <w:numId w:val="1"/>
+        </w:numPr>
+        <w:spacing w:before="100" w:beforeAutospacing="1" w:after="100" w:afterAutospacing="1" w:line="240" w:lineRule="auto"/>
+        <w:rPr>
+          <w:rFonts w:ascii="Times New Roman" w:eastAsia="Times New Roman" w:hAnsi="Times New Roman" w:cs="Times New Roman"/>
+          <w:sz w:val="24"/>
+          <w:szCs w:val="24"/>
+          <w:lang w:eastAsia="en-IN"/>
+        </w:rPr>
+      </w:pPr>
+      <w:r>
+        <w:rPr>
+          <w:rFonts w:ascii="Times New Roman" w:eastAsia="Times New Roman" w:hAnsi="Times New Roman" w:cs="Times New Roman"/>
+          <w:sz w:val="24"/>
+          <w:szCs w:val="24"/>
+          <w:lang w:eastAsia="en-IN"/>
+        </w:rPr>
+        <w:t>Your router/firewall blocks external access</w:t>
+      </w:r>
+    </w:p>
+    <w:p>
+      <w:pPr>
+        <w:numPr>
+          <w:ilvl w:val="0"/>
+          <w:numId w:val="1"/>
+        </w:numPr>
+        <w:spacing w:before="100" w:beforeAutospacing="1" w:after="100" w:afterAutospacing="1" w:line="240" w:lineRule="auto"/>
+        <w:rPr>
+          <w:rFonts w:ascii="Times New Roman" w:eastAsia="Times New Roman" w:hAnsi="Times New Roman" w:cs="Times New Roman"/>
+          <w:sz w:val="24"/>
+          <w:szCs w:val="24"/>
+          <w:lang w:eastAsia="en-IN"/>
+        </w:rPr>
+      </w:pPr>
+      <w:r>
+        <w:rPr>
+          <w:rFonts w:ascii="Times New Roman" w:eastAsia="Times New Roman" w:hAnsi="Times New Roman" w:cs="Times New Roman"/>
+          <w:sz w:val="24"/>
+          <w:szCs w:val="24"/>
+          <w:lang w:eastAsia="en-IN"/>
+        </w:rPr>
+        <w:t xml:space="preserve">WAMP by default </w:t>
+      </w:r>
+      <w:r>
+        <w:rPr>
+          <w:rFonts w:ascii="Times New Roman" w:eastAsia="Times New Roman" w:hAnsi="Times New Roman" w:cs="Times New Roman"/>
+          <w:b/>
+          <w:bCs/>
+          <w:sz w:val="24"/>
+          <w:szCs w:val="24"/>
+          <w:lang w:eastAsia="en-IN"/>
+        </w:rPr>
+        <w:t>does not allow remote connections</w:t>
+      </w:r>
+    </w:p>
+    <w:p>
+      <w:pPr>
+        <w:numPr>
+          <w:ilvl w:val="0"/>
+          <w:numId w:val="1"/>
+        </w:numPr>
+        <w:spacing w:before="100" w:beforeAutospacing="1" w:after="100" w:afterAutospacing="1" w:line="240" w:lineRule="auto"/>
+        <w:rPr>
+          <w:rFonts w:ascii="Times New Roman" w:eastAsia="Times New Roman" w:hAnsi="Times New Roman" w:cs="Times New Roman"/>
+          <w:sz w:val="24"/>
+          <w:szCs w:val="24"/>
+          <w:lang w:eastAsia="en-IN"/>
+        </w:rPr>
+      </w:pPr>
+      <w:r>
+        <w:rPr>
+          <w:rFonts w:ascii="Times New Roman" w:eastAsia="Times New Roman" w:hAnsi="Times New Roman" w:cs="Times New Roman"/>
+          <w:sz w:val="24"/>
+          <w:szCs w:val="24"/>
+          <w:lang w:eastAsia="en-IN"/>
+        </w:rPr>
+        <w:t>Cloud apps cannot reach your local machine unless you expose it safely</w:t>
+      </w:r>
+    </w:p>
+    <w:p>
+      <w:pPr>
+        <w:spacing w:before="100" w:beforeAutospacing="1" w:after="100" w:afterAutospacing="1" w:line="240" w:lineRule="auto"/>
+        <w:rPr>
+          <w:rFonts w:ascii="Times New Roman" w:eastAsia="Times New Roman" w:hAnsi="Times New Roman" w:cs="Times New Roman"/>
+          <w:sz w:val="24"/>
+          <w:szCs w:val="24"/>
+          <w:lang w:eastAsia="en-IN"/>
+        </w:rPr>
+      </w:pPr>
+      <w:r>
+        <w:rPr>
+          <w:rFonts w:ascii="Times New Roman" w:eastAsia="Times New Roman" w:hAnsi="Times New Roman" w:cs="Times New Roman"/>
+          <w:sz w:val="24"/>
+          <w:szCs w:val="24"/>
+          <w:lang w:eastAsia="en-IN"/>
+        </w:rPr>
+        <w:t>Let me walk you through the cleanest, safest, production</w:t>
+      </w:r>
+      <w:r>
+        <w:rPr>
+          <w:rFonts w:ascii="Times New Roman" w:eastAsia="Times New Roman" w:hAnsi="Times New Roman" w:cs="Times New Roman"/>
+          <w:sz w:val="24"/>
+          <w:szCs w:val="24"/>
+          <w:lang w:eastAsia="en-IN"/>
+        </w:rPr>
+        <w:noBreakHyphen/>
+        <w:t>grade options.</w:t>
+      </w:r>
+    </w:p>
+    <w:p>
+      <w:pPr>
+        <w:spacing w:before="100" w:beforeAutospacing="1" w:after="100" w:afterAutospacing="1" w:line="240" w:lineRule="auto"/>
+        <w:outlineLvl w:val="0"/>
+        <w:rPr>
+          <w:rFonts w:ascii="Times New Roman" w:eastAsia="Times New Roman" w:hAnsi="Times New Roman" w:cs="Times New Roman"/>
+          <w:b/>
+          <w:bCs/>
+          <w:kern w:val="36"/>
+          <w:sz w:val="48"/>
+          <w:szCs w:val="48"/>
+          <w:lang w:eastAsia="en-IN"/>
+        </w:rPr>
+      </w:pPr>
+      <w:r>
+        <w:rPr>
+          <w:rFonts w:ascii="Segoe UI Symbol" w:eastAsia="Times New Roman" w:hAnsi="Segoe UI Symbol" w:cs="Segoe UI Symbol"/>
+          <w:b/>
+          <w:bCs/>
+          <w:kern w:val="36"/>
+          <w:sz w:val="48"/>
+          <w:szCs w:val="48"/>
+          <w:lang w:eastAsia="en-IN"/>
+        </w:rPr>
+        <w:t>🌐</w:t>
+      </w:r>
+      <w:r>
+        <w:rPr>
+          <w:rFonts w:ascii="Times New Roman" w:eastAsia="Times New Roman" w:hAnsi="Times New Roman" w:cs="Times New Roman"/>
+          <w:b/>
+          <w:bCs/>
+          <w:kern w:val="36"/>
+          <w:sz w:val="48"/>
+          <w:szCs w:val="48"/>
+          <w:lang w:eastAsia="en-IN"/>
+        </w:rPr>
+        <w:t xml:space="preserve"> Option 1 — Expose Your Local MySQL to the Internet (Not Recommended for Production)</w:t>
+      </w:r>
+    </w:p>
+    <w:p>
+      <w:pPr>
+        <w:spacing w:before="100" w:beforeAutospacing="1" w:after="100" w:afterAutospacing="1" w:line="240" w:lineRule="auto"/>
+        <w:rPr>
+          <w:rFonts w:ascii="Times New Roman" w:eastAsia="Times New Roman" w:hAnsi="Times New Roman" w:cs="Times New Roman"/>
+          <w:sz w:val="24"/>
+          <w:szCs w:val="24"/>
+          <w:lang w:eastAsia="en-IN"/>
+        </w:rPr>
+      </w:pPr>
+      <w:r>
+        <w:rPr>
+          <w:rFonts w:ascii="Times New Roman" w:eastAsia="Times New Roman" w:hAnsi="Times New Roman" w:cs="Times New Roman"/>
+          <w:sz w:val="24"/>
+          <w:szCs w:val="24"/>
+          <w:lang w:eastAsia="en-IN"/>
+        </w:rPr>
+        <w:t xml:space="preserve">You </w:t>
+      </w:r>
+      <w:r>
+        <w:rPr>
+          <w:rFonts w:ascii="Times New Roman" w:eastAsia="Times New Roman" w:hAnsi="Times New Roman" w:cs="Times New Roman"/>
+          <w:i/>
+          <w:iCs/>
+          <w:sz w:val="24"/>
+          <w:szCs w:val="24"/>
+          <w:lang w:eastAsia="en-IN"/>
+        </w:rPr>
+        <w:t>can</w:t>
+      </w:r>
+      <w:r>
+        <w:rPr>
+          <w:rFonts w:ascii="Times New Roman" w:eastAsia="Times New Roman" w:hAnsi="Times New Roman" w:cs="Times New Roman"/>
+          <w:sz w:val="24"/>
+          <w:szCs w:val="24"/>
+          <w:lang w:eastAsia="en-IN"/>
+        </w:rPr>
+        <w:t xml:space="preserve"> make your local MySQL reachable by:</w:t>
+      </w:r>
+    </w:p>
+    <w:p>
+      <w:pPr>
+        <w:spacing w:before="100" w:beforeAutospacing="1" w:after="100" w:afterAutospacing="1" w:line="240" w:lineRule="auto"/>
+        <w:outlineLvl w:val="1"/>
+        <w:rPr>
+          <w:rFonts w:ascii="Times New Roman" w:eastAsia="Times New Roman" w:hAnsi="Times New Roman" w:cs="Times New Roman"/>
+          <w:b/>
+          <w:bCs/>
+          <w:sz w:val="36"/>
+          <w:szCs w:val="36"/>
+          <w:lang w:eastAsia="en-IN"/>
+        </w:rPr>
+      </w:pPr>
+      <w:r>
+        <w:rPr>
+          <w:rFonts w:ascii="Times New Roman" w:eastAsia="Times New Roman" w:hAnsi="Times New Roman" w:cs="Times New Roman"/>
+          <w:b/>
+          <w:bCs/>
+          <w:sz w:val="36"/>
+          <w:szCs w:val="36"/>
+          <w:lang w:eastAsia="en-IN"/>
+        </w:rPr>
+        <w:t>Step 1 — Allow MySQL to listen on all interfaces</w:t>
+      </w:r>
+    </w:p>
+    <w:p>
+      <w:pPr>
+        <w:spacing w:before="100" w:beforeAutospacing="1" w:after="100" w:afterAutospacing="1" w:line="240" w:lineRule="auto"/>
+        <w:rPr>
+          <w:rFonts w:ascii="Times New Roman" w:eastAsia="Times New Roman" w:hAnsi="Times New Roman" w:cs="Times New Roman"/>
+          <w:sz w:val="24"/>
+          <w:szCs w:val="24"/>
+          <w:lang w:eastAsia="en-IN"/>
+        </w:rPr>
+      </w:pPr>
+      <w:r>
+        <w:rPr>
+          <w:rFonts w:ascii="Times New Roman" w:eastAsia="Times New Roman" w:hAnsi="Times New Roman" w:cs="Times New Roman"/>
+          <w:sz w:val="24"/>
+          <w:szCs w:val="24"/>
+          <w:lang w:eastAsia="en-IN"/>
+        </w:rPr>
+        <w:t>Edit:</w:t>
+      </w:r>
+    </w:p>
+    <w:p>
+      <w:pPr>
+        <w:spacing w:after="0" w:line="240" w:lineRule="auto"/>
+        <w:rPr>
+          <w:rFonts w:ascii="Times New Roman" w:eastAsia="Times New Roman" w:hAnsi="Times New Roman" w:cs="Times New Roman"/>
+          <w:sz w:val="24"/>
+          <w:szCs w:val="24"/>
+          <w:lang w:eastAsia="en-IN"/>
+        </w:rPr>
+      </w:pPr>
+      <w:r>
+        <w:rPr>
+          <w:rFonts w:ascii="Times New Roman" w:eastAsia="Times New Roman" w:hAnsi="Times New Roman" w:cs="Times New Roman"/>
+          <w:sz w:val="24"/>
+          <w:szCs w:val="24"/>
+          <w:lang w:eastAsia="en-IN"/>
+        </w:rPr>
+        <w:t>Code</w:t>
+      </w:r>
+    </w:p>
+    <w:p>
+      <w:pPr>
+        <w:tabs>
+          <w:tab w:val="left" w:pos="916"/>
+          <w:tab w:val="left" w:pos="1832"/>
+          <w:tab w:val="left" w:pos="2748"/>
+          <w:tab w:val="left" w:pos="3664"/>
+          <w:tab w:val="left" w:pos="4580"/>
+          <w:tab w:val="left" w:pos="5496"/>
+          <w:tab w:val="left" w:pos="6412"/>
+          <w:tab w:val="left" w:pos="7328"/>
+          <w:tab w:val="left" w:pos="8244"/>
+          <w:tab w:val="left" w:pos="9160"/>
+          <w:tab w:val="left" w:pos="10076"/>
+          <w:tab w:val="left" w:pos="10992"/>
+          <w:tab w:val="left" w:pos="11908"/>
+          <w:tab w:val="left" w:pos="12824"/>
+          <w:tab w:val="left" w:pos="13740"/>
+          <w:tab w:val="left" w:pos="14656"/>
+        </w:tabs>
+        <w:spacing w:after="0" w:line="240" w:lineRule="auto"/>
+        <w:rPr>
+          <w:rFonts w:ascii="Courier New" w:eastAsia="Times New Roman" w:hAnsi="Courier New" w:cs="Courier New"/>
+          <w:sz w:val="20"/>
+          <w:lang w:eastAsia="en-IN"/>
+        </w:rPr>
+      </w:pPr>
+      <w:r>
+        <w:rPr>
+          <w:rFonts w:ascii="Courier New" w:eastAsia="Times New Roman" w:hAnsi="Courier New" w:cs="Courier New"/>
+          <w:sz w:val="20"/>
+          <w:lang w:eastAsia="en-IN"/>
+        </w:rPr>
+        <w:t>C:\wamp64\bin\mysql\mysql8.0.3\my.ini</w:t>
+      </w:r>
+    </w:p>
+    <w:p>
+      <w:pPr>
+        <w:spacing w:before="100" w:beforeAutospacing="1" w:after="100" w:afterAutospacing="1" w:line="240" w:lineRule="auto"/>
+        <w:rPr>
+          <w:rFonts w:ascii="Times New Roman" w:eastAsia="Times New Roman" w:hAnsi="Times New Roman" w:cs="Times New Roman"/>
+          <w:sz w:val="24"/>
+          <w:szCs w:val="24"/>
+          <w:lang w:eastAsia="en-IN"/>
+        </w:rPr>
+      </w:pPr>
+      <w:r>
+        <w:rPr>
+          <w:rFonts w:ascii="Times New Roman" w:eastAsia="Times New Roman" w:hAnsi="Times New Roman" w:cs="Times New Roman"/>
+          <w:sz w:val="24"/>
+          <w:szCs w:val="24"/>
+          <w:lang w:eastAsia="en-IN"/>
+        </w:rPr>
+        <w:t>Find:</w:t>
+      </w:r>
+    </w:p>
+    <w:p>
+      <w:pPr>
+        <w:spacing w:after="0" w:line="240" w:lineRule="auto"/>
+        <w:rPr>
+          <w:rFonts w:ascii="Times New Roman" w:eastAsia="Times New Roman" w:hAnsi="Times New Roman" w:cs="Times New Roman"/>
+          <w:sz w:val="24"/>
+          <w:szCs w:val="24"/>
+          <w:lang w:eastAsia="en-IN"/>
+        </w:rPr>
+      </w:pPr>
+      <w:r>
+        <w:rPr>
+          <w:rFonts w:ascii="Times New Roman" w:eastAsia="Times New Roman" w:hAnsi="Times New Roman" w:cs="Times New Roman"/>
+          <w:sz w:val="24"/>
+          <w:szCs w:val="24"/>
+          <w:lang w:eastAsia="en-IN"/>
+        </w:rPr>
+        <w:t>Code</w:t>
+      </w:r>
+    </w:p>
+    <w:p>
+      <w:pPr>
+        <w:tabs>
+          <w:tab w:val="left" w:pos="916"/>
+          <w:tab w:val="left" w:pos="1832"/>
+          <w:tab w:val="left" w:pos="2748"/>
+          <w:tab w:val="left" w:pos="3664"/>
+          <w:tab w:val="left" w:pos="4580"/>
+          <w:tab w:val="left" w:pos="5496"/>
+          <w:tab w:val="left" w:pos="6412"/>
+          <w:tab w:val="left" w:pos="7328"/>
+          <w:tab w:val="left" w:pos="8244"/>
+          <w:tab w:val="left" w:pos="9160"/>
+          <w:tab w:val="left" w:pos="10076"/>
+          <w:tab w:val="left" w:pos="10992"/>
+          <w:tab w:val="left" w:pos="11908"/>
+          <w:tab w:val="left" w:pos="12824"/>
+          <w:tab w:val="left" w:pos="13740"/>
+          <w:tab w:val="left" w:pos="14656"/>
+        </w:tabs>
+        <w:spacing w:after="0" w:line="240" w:lineRule="auto"/>
+        <w:rPr>
+          <w:rFonts w:ascii="Courier New" w:eastAsia="Times New Roman" w:hAnsi="Courier New" w:cs="Courier New"/>
+          <w:sz w:val="20"/>
+          <w:lang w:eastAsia="en-IN"/>
+        </w:rPr>
+      </w:pPr>
+      <w:r>
+        <w:rPr>
+          <w:rFonts w:ascii="Courier New" w:eastAsia="Times New Roman" w:hAnsi="Courier New" w:cs="Courier New"/>
+          <w:sz w:val="20"/>
+          <w:lang w:eastAsia="en-IN"/>
+        </w:rPr>
+        <w:t>bind-address = 127.0.0.1</w:t>
+      </w:r>
+    </w:p>
+    <w:p>
+      <w:pPr>
+        <w:spacing w:before="100" w:beforeAutospacing="1" w:after="100" w:afterAutospacing="1" w:line="240" w:lineRule="auto"/>
+        <w:rPr>
+          <w:rFonts w:ascii="Times New Roman" w:eastAsia="Times New Roman" w:hAnsi="Times New Roman" w:cs="Times New Roman"/>
+          <w:sz w:val="24"/>
+          <w:szCs w:val="24"/>
+          <w:lang w:eastAsia="en-IN"/>
+        </w:rPr>
+      </w:pPr>
+      <w:r>
+        <w:rPr>
+          <w:rFonts w:ascii="Times New Roman" w:eastAsia="Times New Roman" w:hAnsi="Times New Roman" w:cs="Times New Roman"/>
+          <w:sz w:val="24"/>
+          <w:szCs w:val="24"/>
+          <w:lang w:eastAsia="en-IN"/>
+        </w:rPr>
+        <w:t>Change to:</w:t>
+      </w:r>
+    </w:p>
+    <w:p>
+      <w:pPr>
+        <w:spacing w:after="0" w:line="240" w:lineRule="auto"/>
+        <w:rPr>
+          <w:rFonts w:ascii="Times New Roman" w:eastAsia="Times New Roman" w:hAnsi="Times New Roman" w:cs="Times New Roman"/>
+          <w:sz w:val="24"/>
+          <w:szCs w:val="24"/>
+          <w:lang w:eastAsia="en-IN"/>
+        </w:rPr>
+      </w:pPr>
+      <w:r>
+        <w:rPr>
+          <w:rFonts w:ascii="Times New Roman" w:eastAsia="Times New Roman" w:hAnsi="Times New Roman" w:cs="Times New Roman"/>
+          <w:sz w:val="24"/>
+          <w:szCs w:val="24"/>
+          <w:lang w:eastAsia="en-IN"/>
+        </w:rPr>
+        <w:t>Code</w:t>
+      </w:r>
+    </w:p>
+    <w:p>
+      <w:pPr>
+        <w:tabs>
+          <w:tab w:val="left" w:pos="916"/>
+          <w:tab w:val="left" w:pos="1832"/>
+          <w:tab w:val="left" w:pos="2748"/>
+          <w:tab w:val="left" w:pos="3664"/>
+          <w:tab w:val="left" w:pos="4580"/>
+          <w:tab w:val="left" w:pos="5496"/>
+          <w:tab w:val="left" w:pos="6412"/>
+          <w:tab w:val="left" w:pos="7328"/>
+          <w:tab w:val="left" w:pos="8244"/>
+          <w:tab w:val="left" w:pos="9160"/>
+          <w:tab w:val="left" w:pos="10076"/>
+          <w:tab w:val="left" w:pos="10992"/>
+          <w:tab w:val="left" w:pos="11908"/>
+          <w:tab w:val="left" w:pos="12824"/>
+          <w:tab w:val="left" w:pos="13740"/>
+          <w:tab w:val="left" w:pos="14656"/>
+        </w:tabs>
+        <w:spacing w:after="0" w:line="240" w:lineRule="auto"/>
+        <w:rPr>
+          <w:rFonts w:ascii="Courier New" w:eastAsia="Times New Roman" w:hAnsi="Courier New" w:cs="Courier New"/>
+          <w:sz w:val="20"/>
+          <w:lang w:eastAsia="en-IN"/>
+        </w:rPr>
+      </w:pPr>
+      <w:r>
+        <w:rPr>
+          <w:rFonts w:ascii="Courier New" w:eastAsia="Times New Roman" w:hAnsi="Courier New" w:cs="Courier New"/>
+          <w:sz w:val="20"/>
+          <w:lang w:eastAsia="en-IN"/>
+        </w:rPr>
+        <w:t>bind-address = 0.0.0.0</w:t>
+      </w:r>
+    </w:p>
+    <w:p>
+      <w:pPr>
+        <w:spacing w:before="100" w:beforeAutospacing="1" w:after="100" w:afterAutospacing="1" w:line="240" w:lineRule="auto"/>
+        <w:rPr>
+          <w:rFonts w:ascii="Times New Roman" w:eastAsia="Times New Roman" w:hAnsi="Times New Roman" w:cs="Times New Roman"/>
+          <w:sz w:val="24"/>
+          <w:szCs w:val="24"/>
+          <w:lang w:eastAsia="en-IN"/>
+        </w:rPr>
+      </w:pPr>
+      <w:r>
+        <w:rPr>
+          <w:rFonts w:ascii="Times New Roman" w:eastAsia="Times New Roman" w:hAnsi="Times New Roman" w:cs="Times New Roman"/>
+          <w:sz w:val="24"/>
+          <w:szCs w:val="24"/>
+          <w:lang w:eastAsia="en-IN"/>
+        </w:rPr>
+        <w:t>Restart MySQL from WAMP.</w:t>
+      </w:r>
+    </w:p>
+    <w:p>
+      <w:pPr>
+        <w:spacing w:before="100" w:beforeAutospacing="1" w:after="100" w:afterAutospacing="1" w:line="240" w:lineRule="auto"/>
+        <w:outlineLvl w:val="1"/>
+        <w:rPr>
+          <w:rFonts w:ascii="Times New Roman" w:eastAsia="Times New Roman" w:hAnsi="Times New Roman" w:cs="Times New Roman"/>
+          <w:b/>
+          <w:bCs/>
+          <w:sz w:val="36"/>
+          <w:szCs w:val="36"/>
+          <w:lang w:eastAsia="en-IN"/>
+        </w:rPr>
+      </w:pPr>
+      <w:r>
+        <w:rPr>
+          <w:rFonts w:ascii="Times New Roman" w:eastAsia="Times New Roman" w:hAnsi="Times New Roman" w:cs="Times New Roman"/>
+          <w:b/>
+          <w:bCs/>
+          <w:sz w:val="36"/>
+          <w:szCs w:val="36"/>
+          <w:lang w:eastAsia="en-IN"/>
+        </w:rPr>
+        <w:t>Step 2 — Create a remote</w:t>
+      </w:r>
+      <w:r>
+        <w:rPr>
+          <w:rFonts w:ascii="Times New Roman" w:eastAsia="Times New Roman" w:hAnsi="Times New Roman" w:cs="Times New Roman"/>
+          <w:b/>
+          <w:bCs/>
+          <w:sz w:val="36"/>
+          <w:szCs w:val="36"/>
+          <w:lang w:eastAsia="en-IN"/>
+        </w:rPr>
+        <w:noBreakHyphen/>
+        <w:t>accessible MySQL user</w:t>
+      </w:r>
+    </w:p>
+    <w:p>
+      <w:pPr>
+        <w:spacing w:before="100" w:beforeAutospacing="1" w:after="100" w:afterAutospacing="1" w:line="240" w:lineRule="auto"/>
+        <w:rPr>
+          <w:rFonts w:ascii="Times New Roman" w:eastAsia="Times New Roman" w:hAnsi="Times New Roman" w:cs="Times New Roman"/>
+          <w:sz w:val="24"/>
+          <w:szCs w:val="24"/>
+          <w:lang w:eastAsia="en-IN"/>
+        </w:rPr>
+      </w:pPr>
+      <w:r>
+        <w:rPr>
+          <w:rFonts w:ascii="Times New Roman" w:eastAsia="Times New Roman" w:hAnsi="Times New Roman" w:cs="Times New Roman"/>
+          <w:sz w:val="24"/>
+          <w:szCs w:val="24"/>
+          <w:lang w:eastAsia="en-IN"/>
+        </w:rPr>
+        <w:t>In phpMyAdmin:</w:t>
+      </w:r>
+    </w:p>
+    <w:p>
+      <w:pPr>
+        <w:spacing w:after="0" w:line="240" w:lineRule="auto"/>
+        <w:rPr>
+          <w:rFonts w:ascii="Times New Roman" w:eastAsia="Times New Roman" w:hAnsi="Times New Roman" w:cs="Times New Roman"/>
+          <w:sz w:val="24"/>
+          <w:szCs w:val="24"/>
+          <w:lang w:eastAsia="en-IN"/>
+        </w:rPr>
+      </w:pPr>
+      <w:r>
+        <w:rPr>
+          <w:rFonts w:ascii="Times New Roman" w:eastAsia="Times New Roman" w:hAnsi="Times New Roman" w:cs="Times New Roman"/>
+          <w:sz w:val="24"/>
+          <w:szCs w:val="24"/>
+          <w:lang w:eastAsia="en-IN"/>
+        </w:rPr>
+        <w:t>sql</w:t>
+      </w:r>
+    </w:p>
+    <w:p>
+      <w:pPr>
+        <w:tabs>
+          <w:tab w:val="left" w:pos="916"/>
+          <w:tab w:val="left" w:pos="1832"/>
+          <w:tab w:val="left" w:pos="2748"/>
+          <w:tab w:val="left" w:pos="3664"/>
+          <w:tab w:val="left" w:pos="4580"/>
+          <w:tab w:val="left" w:pos="5496"/>
+          <w:tab w:val="left" w:pos="6412"/>
+          <w:tab w:val="left" w:pos="7328"/>
+          <w:tab w:val="left" w:pos="8244"/>
+          <w:tab w:val="left" w:pos="9160"/>
+          <w:tab w:val="left" w:pos="10076"/>
+          <w:tab w:val="left" w:pos="10992"/>
+          <w:tab w:val="left" w:pos="11908"/>
+          <w:tab w:val="left" w:pos="12824"/>
+          <w:tab w:val="left" w:pos="13740"/>
+          <w:tab w:val="left" w:pos="14656"/>
+        </w:tabs>
+        <w:spacing w:after="0" w:line="240" w:lineRule="auto"/>
+        <w:rPr>
+          <w:rFonts w:ascii="Courier New" w:eastAsia="Times New Roman" w:hAnsi="Courier New" w:cs="Courier New"/>
+          <w:sz w:val="20"/>
+          <w:lang w:eastAsia="en-IN"/>
+        </w:rPr>
+      </w:pPr>
+      <w:r>
+        <w:rPr>
+          <w:rFonts w:ascii="Courier New" w:eastAsia="Times New Roman" w:hAnsi="Courier New" w:cs="Courier New"/>
+          <w:sz w:val="20"/>
+          <w:lang w:eastAsia="en-IN"/>
+        </w:rPr>
+        <w:t>CREATE USER 'streamlit'@'%' IDENTIFIED BY 'StrongPassword123!';</w:t>
+      </w:r>
+    </w:p>
+    <w:p>
+      <w:pPr>
+        <w:tabs>
+          <w:tab w:val="left" w:pos="916"/>
+          <w:tab w:val="left" w:pos="1832"/>
+          <w:tab w:val="left" w:pos="2748"/>
+          <w:tab w:val="left" w:pos="3664"/>
+          <w:tab w:val="left" w:pos="4580"/>
+          <w:tab w:val="left" w:pos="5496"/>
+          <w:tab w:val="left" w:pos="6412"/>
+          <w:tab w:val="left" w:pos="7328"/>
+          <w:tab w:val="left" w:pos="8244"/>
+          <w:tab w:val="left" w:pos="9160"/>
+          <w:tab w:val="left" w:pos="10076"/>
+          <w:tab w:val="left" w:pos="10992"/>
+          <w:tab w:val="left" w:pos="11908"/>
+          <w:tab w:val="left" w:pos="12824"/>
+          <w:tab w:val="left" w:pos="13740"/>
+          <w:tab w:val="left" w:pos="14656"/>
+        </w:tabs>
+        <w:spacing w:after="0" w:line="240" w:lineRule="auto"/>
+        <w:rPr>
+          <w:rFonts w:ascii="Courier New" w:eastAsia="Times New Roman" w:hAnsi="Courier New" w:cs="Courier New"/>
+          <w:sz w:val="20"/>
+          <w:lang w:eastAsia="en-IN"/>
+        </w:rPr>
+      </w:pPr>
+      <w:r>
+        <w:rPr>
+          <w:rFonts w:ascii="Courier New" w:eastAsia="Times New Roman" w:hAnsi="Courier New" w:cs="Courier New"/>
+          <w:sz w:val="20"/>
+          <w:lang w:eastAsia="en-IN"/>
+        </w:rPr>
+        <w:t>GRANT ALL PRIVILEGES ON school_mgmt.* TO 'streamlit'@'%';</w:t>
+      </w:r>
+    </w:p>
+    <w:p>
+      <w:pPr>
+        <w:tabs>
+          <w:tab w:val="left" w:pos="916"/>
+          <w:tab w:val="left" w:pos="1832"/>
+          <w:tab w:val="left" w:pos="2748"/>
+          <w:tab w:val="left" w:pos="3664"/>
+          <w:tab w:val="left" w:pos="4580"/>
+          <w:tab w:val="left" w:pos="5496"/>
+          <w:tab w:val="left" w:pos="6412"/>
+          <w:tab w:val="left" w:pos="7328"/>
+          <w:tab w:val="left" w:pos="8244"/>
+          <w:tab w:val="left" w:pos="9160"/>
+          <w:tab w:val="left" w:pos="10076"/>
+          <w:tab w:val="left" w:pos="10992"/>
+          <w:tab w:val="left" w:pos="11908"/>
+          <w:tab w:val="left" w:pos="12824"/>
+          <w:tab w:val="left" w:pos="13740"/>
+          <w:tab w:val="left" w:pos="14656"/>
+        </w:tabs>
+        <w:spacing w:after="0" w:line="240" w:lineRule="auto"/>
+        <w:rPr>
+          <w:rFonts w:ascii="Courier New" w:eastAsia="Times New Roman" w:hAnsi="Courier New" w:cs="Courier New"/>
+          <w:sz w:val="20"/>
+          <w:lang w:eastAsia="en-IN"/>
+        </w:rPr>
+      </w:pPr>
+      <w:r>
+        <w:rPr>
+          <w:rFonts w:ascii="Courier New" w:eastAsia="Times New Roman" w:hAnsi="Courier New" w:cs="Courier New"/>
+          <w:sz w:val="20"/>
+          <w:lang w:eastAsia="en-IN"/>
+        </w:rPr>
+        <w:t>FLUSH PRIVILEGES;</w:t>
+      </w:r>
+    </w:p>
+    <w:p>
+      <w:pPr>
+        <w:spacing w:before="100" w:beforeAutospacing="1" w:after="100" w:afterAutospacing="1" w:line="240" w:lineRule="auto"/>
+        <w:outlineLvl w:val="1"/>
+        <w:rPr>
+          <w:rFonts w:ascii="Times New Roman" w:eastAsia="Times New Roman" w:hAnsi="Times New Roman" w:cs="Times New Roman"/>
+          <w:b/>
+          <w:bCs/>
+          <w:sz w:val="36"/>
+          <w:szCs w:val="36"/>
+          <w:lang w:eastAsia="en-IN"/>
+        </w:rPr>
+      </w:pPr>
+      <w:r>
+        <w:rPr>
+          <w:rFonts w:ascii="Times New Roman" w:eastAsia="Times New Roman" w:hAnsi="Times New Roman" w:cs="Times New Roman"/>
+          <w:b/>
+          <w:bCs/>
+          <w:sz w:val="36"/>
+          <w:szCs w:val="36"/>
+          <w:lang w:eastAsia="en-IN"/>
+        </w:rPr>
+        <w:lastRenderedPageBreak/>
+        <w:t>Step 3 — Port</w:t>
+      </w:r>
+      <w:r>
+        <w:rPr>
+          <w:rFonts w:ascii="Times New Roman" w:eastAsia="Times New Roman" w:hAnsi="Times New Roman" w:cs="Times New Roman"/>
+          <w:b/>
+          <w:bCs/>
+          <w:sz w:val="36"/>
+          <w:szCs w:val="36"/>
+          <w:lang w:eastAsia="en-IN"/>
+        </w:rPr>
+        <w:noBreakHyphen/>
+        <w:t>forward MySQL (3306) on your router</w:t>
+      </w:r>
+    </w:p>
+    <w:p>
+      <w:pPr>
+        <w:spacing w:before="100" w:beforeAutospacing="1" w:after="100" w:afterAutospacing="1" w:line="240" w:lineRule="auto"/>
+        <w:rPr>
+          <w:rFonts w:ascii="Times New Roman" w:eastAsia="Times New Roman" w:hAnsi="Times New Roman" w:cs="Times New Roman"/>
+          <w:sz w:val="24"/>
+          <w:szCs w:val="24"/>
+          <w:lang w:eastAsia="en-IN"/>
+        </w:rPr>
+      </w:pPr>
+      <w:r>
+        <w:rPr>
+          <w:rFonts w:ascii="Times New Roman" w:eastAsia="Times New Roman" w:hAnsi="Times New Roman" w:cs="Times New Roman"/>
+          <w:sz w:val="24"/>
+          <w:szCs w:val="24"/>
+          <w:lang w:eastAsia="en-IN"/>
+        </w:rPr>
+        <w:t>Log into your router → Port Forwarding:</w:t>
+      </w:r>
+    </w:p>
+    <w:p>
+      <w:pPr>
+        <w:spacing w:after="0" w:line="240" w:lineRule="auto"/>
+        <w:rPr>
+          <w:rFonts w:ascii="Times New Roman" w:eastAsia="Times New Roman" w:hAnsi="Times New Roman" w:cs="Times New Roman"/>
+          <w:sz w:val="24"/>
+          <w:szCs w:val="24"/>
+          <w:lang w:eastAsia="en-IN"/>
+        </w:rPr>
+      </w:pPr>
+      <w:r>
+        <w:rPr>
+          <w:rFonts w:ascii="Times New Roman" w:eastAsia="Times New Roman" w:hAnsi="Times New Roman" w:cs="Times New Roman"/>
+          <w:sz w:val="24"/>
+          <w:szCs w:val="24"/>
+          <w:lang w:eastAsia="en-IN"/>
+        </w:rPr>
+        <w:t>Code</w:t>
+      </w:r>
+    </w:p>
+    <w:p>
+      <w:pPr>
+        <w:tabs>
+          <w:tab w:val="left" w:pos="916"/>
+          <w:tab w:val="left" w:pos="1832"/>
+          <w:tab w:val="left" w:pos="2748"/>
+          <w:tab w:val="left" w:pos="3664"/>
+          <w:tab w:val="left" w:pos="4580"/>
+          <w:tab w:val="left" w:pos="5496"/>
+          <w:tab w:val="left" w:pos="6412"/>
+          <w:tab w:val="left" w:pos="7328"/>
+          <w:tab w:val="left" w:pos="8244"/>
+          <w:tab w:val="left" w:pos="9160"/>
+          <w:tab w:val="left" w:pos="10076"/>
+          <w:tab w:val="left" w:pos="10992"/>
+          <w:tab w:val="left" w:pos="11908"/>
+          <w:tab w:val="left" w:pos="12824"/>
+          <w:tab w:val="left" w:pos="13740"/>
+          <w:tab w:val="left" w:pos="14656"/>
+        </w:tabs>
+        <w:spacing w:after="0" w:line="240" w:lineRule="auto"/>
+        <w:rPr>
+          <w:rFonts w:ascii="Courier New" w:eastAsia="Times New Roman" w:hAnsi="Courier New" w:cs="Courier New"/>
+          <w:sz w:val="20"/>
+          <w:lang w:eastAsia="en-IN"/>
+        </w:rPr>
+      </w:pPr>
+      <w:r>
+        <w:rPr>
+          <w:rFonts w:ascii="Courier New" w:eastAsia="Times New Roman" w:hAnsi="Courier New" w:cs="Courier New"/>
+          <w:sz w:val="20"/>
+          <w:lang w:eastAsia="en-IN"/>
+        </w:rPr>
+        <w:t>External Port: 3306</w:t>
+      </w:r>
+    </w:p>
+    <w:p>
+      <w:pPr>
+        <w:tabs>
+          <w:tab w:val="left" w:pos="916"/>
+          <w:tab w:val="left" w:pos="1832"/>
+          <w:tab w:val="left" w:pos="2748"/>
+          <w:tab w:val="left" w:pos="3664"/>
+          <w:tab w:val="left" w:pos="4580"/>
+          <w:tab w:val="left" w:pos="5496"/>
+          <w:tab w:val="left" w:pos="6412"/>
+          <w:tab w:val="left" w:pos="7328"/>
+          <w:tab w:val="left" w:pos="8244"/>
+          <w:tab w:val="left" w:pos="9160"/>
+          <w:tab w:val="left" w:pos="10076"/>
+          <w:tab w:val="left" w:pos="10992"/>
+          <w:tab w:val="left" w:pos="11908"/>
+          <w:tab w:val="left" w:pos="12824"/>
+          <w:tab w:val="left" w:pos="13740"/>
+          <w:tab w:val="left" w:pos="14656"/>
+        </w:tabs>
+        <w:spacing w:after="0" w:line="240" w:lineRule="auto"/>
+        <w:rPr>
+          <w:rFonts w:ascii="Courier New" w:eastAsia="Times New Roman" w:hAnsi="Courier New" w:cs="Courier New"/>
+          <w:sz w:val="20"/>
+          <w:lang w:eastAsia="en-IN"/>
+        </w:rPr>
+      </w:pPr>
+      <w:r>
+        <w:rPr>
+          <w:rFonts w:ascii="Courier New" w:eastAsia="Times New Roman" w:hAnsi="Courier New" w:cs="Courier New"/>
+          <w:sz w:val="20"/>
+          <w:lang w:eastAsia="en-IN"/>
+        </w:rPr>
+        <w:t>Internal Port: 3306</w:t>
+      </w:r>
+    </w:p>
+    <w:p>
+      <w:pPr>
+        <w:tabs>
+          <w:tab w:val="left" w:pos="916"/>
+          <w:tab w:val="left" w:pos="1832"/>
+          <w:tab w:val="left" w:pos="2748"/>
+          <w:tab w:val="left" w:pos="3664"/>
+          <w:tab w:val="left" w:pos="4580"/>
+          <w:tab w:val="left" w:pos="5496"/>
+          <w:tab w:val="left" w:pos="6412"/>
+          <w:tab w:val="left" w:pos="7328"/>
+          <w:tab w:val="left" w:pos="8244"/>
+          <w:tab w:val="left" w:pos="9160"/>
+          <w:tab w:val="left" w:pos="10076"/>
+          <w:tab w:val="left" w:pos="10992"/>
+          <w:tab w:val="left" w:pos="11908"/>
+          <w:tab w:val="left" w:pos="12824"/>
+          <w:tab w:val="left" w:pos="13740"/>
+          <w:tab w:val="left" w:pos="14656"/>
+        </w:tabs>
+        <w:spacing w:after="0" w:line="240" w:lineRule="auto"/>
+        <w:rPr>
+          <w:rFonts w:ascii="Courier New" w:eastAsia="Times New Roman" w:hAnsi="Courier New" w:cs="Courier New"/>
+          <w:sz w:val="20"/>
+          <w:lang w:eastAsia="en-IN"/>
+        </w:rPr>
+      </w:pPr>
+      <w:r>
+        <w:rPr>
+          <w:rFonts w:ascii="Courier New" w:eastAsia="Times New Roman" w:hAnsi="Courier New" w:cs="Courier New"/>
+          <w:sz w:val="20"/>
+          <w:lang w:eastAsia="en-IN"/>
+        </w:rPr>
+        <w:t>Internal IP: &lt;your PC’s LAN IP&gt;</w:t>
+      </w:r>
+    </w:p>
+    <w:p>
+      <w:pPr>
+        <w:tabs>
+          <w:tab w:val="left" w:pos="916"/>
+          <w:tab w:val="left" w:pos="1832"/>
+          <w:tab w:val="left" w:pos="2748"/>
+          <w:tab w:val="left" w:pos="3664"/>
+          <w:tab w:val="left" w:pos="4580"/>
+          <w:tab w:val="left" w:pos="5496"/>
+          <w:tab w:val="left" w:pos="6412"/>
+          <w:tab w:val="left" w:pos="7328"/>
+          <w:tab w:val="left" w:pos="8244"/>
+          <w:tab w:val="left" w:pos="9160"/>
+          <w:tab w:val="left" w:pos="10076"/>
+          <w:tab w:val="left" w:pos="10992"/>
+          <w:tab w:val="left" w:pos="11908"/>
+          <w:tab w:val="left" w:pos="12824"/>
+          <w:tab w:val="left" w:pos="13740"/>
+          <w:tab w:val="left" w:pos="14656"/>
+        </w:tabs>
+        <w:spacing w:after="0" w:line="240" w:lineRule="auto"/>
+        <w:rPr>
+          <w:rFonts w:ascii="Courier New" w:eastAsia="Times New Roman" w:hAnsi="Courier New" w:cs="Courier New"/>
+          <w:sz w:val="20"/>
+          <w:lang w:eastAsia="en-IN"/>
+        </w:rPr>
+      </w:pPr>
+      <w:r>
+        <w:rPr>
+          <w:rFonts w:ascii="Courier New" w:eastAsia="Times New Roman" w:hAnsi="Courier New" w:cs="Courier New"/>
+          <w:sz w:val="20"/>
+          <w:lang w:eastAsia="en-IN"/>
+        </w:rPr>
+        <w:t>Protocol: TCP</w:t>
+      </w:r>
+    </w:p>
+    <w:p>
+      <w:pPr>
+        <w:spacing w:before="100" w:beforeAutospacing="1" w:after="100" w:afterAutospacing="1" w:line="240" w:lineRule="auto"/>
+        <w:outlineLvl w:val="1"/>
+        <w:rPr>
+          <w:rFonts w:ascii="Times New Roman" w:eastAsia="Times New Roman" w:hAnsi="Times New Roman" w:cs="Times New Roman"/>
+          <w:b/>
+          <w:bCs/>
+          <w:sz w:val="36"/>
+          <w:szCs w:val="36"/>
+          <w:lang w:eastAsia="en-IN"/>
+        </w:rPr>
+      </w:pPr>
+      <w:r>
+        <w:rPr>
+          <w:rFonts w:ascii="Times New Roman" w:eastAsia="Times New Roman" w:hAnsi="Times New Roman" w:cs="Times New Roman"/>
+          <w:b/>
+          <w:bCs/>
+          <w:sz w:val="36"/>
+          <w:szCs w:val="36"/>
+          <w:lang w:eastAsia="en-IN"/>
+        </w:rPr>
+        <w:t>Step 4 — Use your public IP in Streamlit Cloud</w:t>
+      </w:r>
+    </w:p>
+    <w:p>
+      <w:pPr>
+        <w:spacing w:before="100" w:beforeAutospacing="1" w:after="100" w:afterAutospacing="1" w:line="240" w:lineRule="auto"/>
+        <w:rPr>
+          <w:rFonts w:ascii="Times New Roman" w:eastAsia="Times New Roman" w:hAnsi="Times New Roman" w:cs="Times New Roman"/>
+          <w:sz w:val="24"/>
+          <w:szCs w:val="24"/>
+          <w:lang w:eastAsia="en-IN"/>
+        </w:rPr>
+      </w:pPr>
+      <w:r>
+        <w:rPr>
+          <w:rFonts w:ascii="Times New Roman" w:eastAsia="Times New Roman" w:hAnsi="Times New Roman" w:cs="Times New Roman"/>
+          <w:sz w:val="24"/>
+          <w:szCs w:val="24"/>
+          <w:lang w:eastAsia="en-IN"/>
+        </w:rPr>
+        <w:t>In your Streamlit secrets:</w:t>
+      </w:r>
+    </w:p>
+    <w:p>
+      <w:pPr>
+        <w:spacing w:after="0" w:line="240" w:lineRule="auto"/>
+        <w:rPr>
+          <w:rFonts w:ascii="Times New Roman" w:eastAsia="Times New Roman" w:hAnsi="Times New Roman" w:cs="Times New Roman"/>
+          <w:sz w:val="24"/>
+          <w:szCs w:val="24"/>
+          <w:lang w:eastAsia="en-IN"/>
+        </w:rPr>
+      </w:pPr>
+      <w:r>
+        <w:rPr>
+          <w:rFonts w:ascii="Times New Roman" w:eastAsia="Times New Roman" w:hAnsi="Times New Roman" w:cs="Times New Roman"/>
+          <w:sz w:val="24"/>
+          <w:szCs w:val="24"/>
+          <w:lang w:eastAsia="en-IN"/>
+        </w:rPr>
+        <w:t>toml</w:t>
+      </w:r>
+    </w:p>
+    <w:p>
+      <w:pPr>
+        <w:tabs>
+          <w:tab w:val="left" w:pos="916"/>
+          <w:tab w:val="left" w:pos="1832"/>
+          <w:tab w:val="left" w:pos="2748"/>
+          <w:tab w:val="left" w:pos="3664"/>
+          <w:tab w:val="left" w:pos="4580"/>
+          <w:tab w:val="left" w:pos="5496"/>
+          <w:tab w:val="left" w:pos="6412"/>
+          <w:tab w:val="left" w:pos="7328"/>
+          <w:tab w:val="left" w:pos="8244"/>
+          <w:tab w:val="left" w:pos="9160"/>
+          <w:tab w:val="left" w:pos="10076"/>
+          <w:tab w:val="left" w:pos="10992"/>
+          <w:tab w:val="left" w:pos="11908"/>
+          <w:tab w:val="left" w:pos="12824"/>
+          <w:tab w:val="left" w:pos="13740"/>
+          <w:tab w:val="left" w:pos="14656"/>
+        </w:tabs>
+        <w:spacing w:after="0" w:line="240" w:lineRule="auto"/>
+        <w:rPr>
+          <w:rFonts w:ascii="Courier New" w:eastAsia="Times New Roman" w:hAnsi="Courier New" w:cs="Courier New"/>
+          <w:sz w:val="20"/>
+          <w:lang w:eastAsia="en-IN"/>
+        </w:rPr>
+      </w:pPr>
+      <w:r>
+        <w:rPr>
+          <w:rFonts w:ascii="Courier New" w:eastAsia="Times New Roman" w:hAnsi="Courier New" w:cs="Courier New"/>
+          <w:sz w:val="20"/>
+          <w:lang w:eastAsia="en-IN"/>
+        </w:rPr>
+        <w:t>[mysql]</w:t>
+      </w:r>
+    </w:p>
+    <w:p>
+      <w:pPr>
+        <w:tabs>
+          <w:tab w:val="left" w:pos="916"/>
+          <w:tab w:val="left" w:pos="1832"/>
+          <w:tab w:val="left" w:pos="2748"/>
+          <w:tab w:val="left" w:pos="3664"/>
+          <w:tab w:val="left" w:pos="4580"/>
+          <w:tab w:val="left" w:pos="5496"/>
+          <w:tab w:val="left" w:pos="6412"/>
+          <w:tab w:val="left" w:pos="7328"/>
+          <w:tab w:val="left" w:pos="8244"/>
+          <w:tab w:val="left" w:pos="9160"/>
+          <w:tab w:val="left" w:pos="10076"/>
+          <w:tab w:val="left" w:pos="10992"/>
+          <w:tab w:val="left" w:pos="11908"/>
+          <w:tab w:val="left" w:pos="12824"/>
+          <w:tab w:val="left" w:pos="13740"/>
+          <w:tab w:val="left" w:pos="14656"/>
+        </w:tabs>
+        <w:spacing w:after="0" w:line="240" w:lineRule="auto"/>
+        <w:rPr>
+          <w:rFonts w:ascii="Courier New" w:eastAsia="Times New Roman" w:hAnsi="Courier New" w:cs="Courier New"/>
+          <w:sz w:val="20"/>
+          <w:lang w:eastAsia="en-IN"/>
+        </w:rPr>
+      </w:pPr>
+      <w:r>
+        <w:rPr>
+          <w:rFonts w:ascii="Courier New" w:eastAsia="Times New Roman" w:hAnsi="Courier New" w:cs="Courier New"/>
+          <w:sz w:val="20"/>
+          <w:lang w:eastAsia="en-IN"/>
+        </w:rPr>
+        <w:t>host = "YOUR_PUBLIC_IP"</w:t>
+      </w:r>
+    </w:p>
+    <w:p>
+      <w:pPr>
+        <w:tabs>
+          <w:tab w:val="left" w:pos="916"/>
+          <w:tab w:val="left" w:pos="1832"/>
+          <w:tab w:val="left" w:pos="2748"/>
+          <w:tab w:val="left" w:pos="3664"/>
+          <w:tab w:val="left" w:pos="4580"/>
+          <w:tab w:val="left" w:pos="5496"/>
+          <w:tab w:val="left" w:pos="6412"/>
+          <w:tab w:val="left" w:pos="7328"/>
+          <w:tab w:val="left" w:pos="8244"/>
+          <w:tab w:val="left" w:pos="9160"/>
+          <w:tab w:val="left" w:pos="10076"/>
+          <w:tab w:val="left" w:pos="10992"/>
+          <w:tab w:val="left" w:pos="11908"/>
+          <w:tab w:val="left" w:pos="12824"/>
+          <w:tab w:val="left" w:pos="13740"/>
+          <w:tab w:val="left" w:pos="14656"/>
+        </w:tabs>
+        <w:spacing w:after="0" w:line="240" w:lineRule="auto"/>
+        <w:rPr>
+          <w:rFonts w:ascii="Courier New" w:eastAsia="Times New Roman" w:hAnsi="Courier New" w:cs="Courier New"/>
+          <w:sz w:val="20"/>
+          <w:lang w:eastAsia="en-IN"/>
+        </w:rPr>
+      </w:pPr>
+      <w:r>
+        <w:rPr>
+          <w:rFonts w:ascii="Courier New" w:eastAsia="Times New Roman" w:hAnsi="Courier New" w:cs="Courier New"/>
+          <w:sz w:val="20"/>
+          <w:lang w:eastAsia="en-IN"/>
+        </w:rPr>
+        <w:t>port = 3306</w:t>
+      </w:r>
+    </w:p>
+    <w:p>
+      <w:pPr>
+        <w:tabs>
+          <w:tab w:val="left" w:pos="916"/>
+          <w:tab w:val="left" w:pos="1832"/>
+          <w:tab w:val="left" w:pos="2748"/>
+          <w:tab w:val="left" w:pos="3664"/>
+          <w:tab w:val="left" w:pos="4580"/>
+          <w:tab w:val="left" w:pos="5496"/>
+          <w:tab w:val="left" w:pos="6412"/>
+          <w:tab w:val="left" w:pos="7328"/>
+          <w:tab w:val="left" w:pos="8244"/>
+          <w:tab w:val="left" w:pos="9160"/>
+          <w:tab w:val="left" w:pos="10076"/>
+          <w:tab w:val="left" w:pos="10992"/>
+          <w:tab w:val="left" w:pos="11908"/>
+          <w:tab w:val="left" w:pos="12824"/>
+          <w:tab w:val="left" w:pos="13740"/>
+          <w:tab w:val="left" w:pos="14656"/>
+        </w:tabs>
+        <w:spacing w:after="0" w:line="240" w:lineRule="auto"/>
+        <w:rPr>
+          <w:rFonts w:ascii="Courier New" w:eastAsia="Times New Roman" w:hAnsi="Courier New" w:cs="Courier New"/>
+          <w:sz w:val="20"/>
+          <w:lang w:eastAsia="en-IN"/>
+        </w:rPr>
+      </w:pPr>
+      <w:r>
+        <w:rPr>
+          <w:rFonts w:ascii="Courier New" w:eastAsia="Times New Roman" w:hAnsi="Courier New" w:cs="Courier New"/>
+          <w:sz w:val="20"/>
+          <w:lang w:eastAsia="en-IN"/>
+        </w:rPr>
+        <w:t>user = "streamlit"</w:t>
+      </w:r>
+    </w:p>
+    <w:p>
+      <w:pPr>
+        <w:tabs>
+          <w:tab w:val="left" w:pos="916"/>
+          <w:tab w:val="left" w:pos="1832"/>
+          <w:tab w:val="left" w:pos="2748"/>
+          <w:tab w:val="left" w:pos="3664"/>
+          <w:tab w:val="left" w:pos="4580"/>
+          <w:tab w:val="left" w:pos="5496"/>
+          <w:tab w:val="left" w:pos="6412"/>
+          <w:tab w:val="left" w:pos="7328"/>
+          <w:tab w:val="left" w:pos="8244"/>
+          <w:tab w:val="left" w:pos="9160"/>
+          <w:tab w:val="left" w:pos="10076"/>
+          <w:tab w:val="left" w:pos="10992"/>
+          <w:tab w:val="left" w:pos="11908"/>
+          <w:tab w:val="left" w:pos="12824"/>
+          <w:tab w:val="left" w:pos="13740"/>
+          <w:tab w:val="left" w:pos="14656"/>
+        </w:tabs>
+        <w:spacing w:after="0" w:line="240" w:lineRule="auto"/>
+        <w:rPr>
+          <w:rFonts w:ascii="Courier New" w:eastAsia="Times New Roman" w:hAnsi="Courier New" w:cs="Courier New"/>
+          <w:sz w:val="20"/>
+          <w:lang w:eastAsia="en-IN"/>
+        </w:rPr>
+      </w:pPr>
+      <w:r>
+        <w:rPr>
+          <w:rFonts w:ascii="Courier New" w:eastAsia="Times New Roman" w:hAnsi="Courier New" w:cs="Courier New"/>
+          <w:sz w:val="20"/>
+          <w:lang w:eastAsia="en-IN"/>
+        </w:rPr>
+        <w:t>password = "StrongPassword123!"</w:t>
+      </w:r>
+    </w:p>
+    <w:p>
+      <w:pPr>
+        <w:tabs>
+          <w:tab w:val="left" w:pos="916"/>
+          <w:tab w:val="left" w:pos="1832"/>
+          <w:tab w:val="left" w:pos="2748"/>
+          <w:tab w:val="left" w:pos="3664"/>
+          <w:tab w:val="left" w:pos="4580"/>
+          <w:tab w:val="left" w:pos="5496"/>
+          <w:tab w:val="left" w:pos="6412"/>
+          <w:tab w:val="left" w:pos="7328"/>
+          <w:tab w:val="left" w:pos="8244"/>
+          <w:tab w:val="left" w:pos="9160"/>
+          <w:tab w:val="left" w:pos="10076"/>
+          <w:tab w:val="left" w:pos="10992"/>
+          <w:tab w:val="left" w:pos="11908"/>
+          <w:tab w:val="left" w:pos="12824"/>
+          <w:tab w:val="left" w:pos="13740"/>
+          <w:tab w:val="left" w:pos="14656"/>
+        </w:tabs>
+        <w:spacing w:after="0" w:line="240" w:lineRule="auto"/>
+        <w:rPr>
+          <w:rFonts w:ascii="Courier New" w:eastAsia="Times New Roman" w:hAnsi="Courier New" w:cs="Courier New"/>
+          <w:sz w:val="20"/>
+          <w:lang w:eastAsia="en-IN"/>
+        </w:rPr>
+      </w:pPr>
+      <w:r>
+        <w:rPr>
+          <w:rFonts w:ascii="Courier New" w:eastAsia="Times New Roman" w:hAnsi="Courier New" w:cs="Courier New"/>
+          <w:sz w:val="20"/>
+          <w:lang w:eastAsia="en-IN"/>
+        </w:rPr>
+        <w:t>database = "school_mgmt"</w:t>
+      </w:r>
+    </w:p>
+    <w:p>
+      <w:pPr>
+        <w:spacing w:before="100" w:beforeAutospacing="1" w:after="100" w:afterAutospacing="1" w:line="240" w:lineRule="auto"/>
+        <w:outlineLvl w:val="1"/>
+        <w:rPr>
+          <w:rFonts w:ascii="Times New Roman" w:eastAsia="Times New Roman" w:hAnsi="Times New Roman" w:cs="Times New Roman"/>
+          <w:b/>
+          <w:bCs/>
+          <w:sz w:val="36"/>
+          <w:szCs w:val="36"/>
+          <w:lang w:eastAsia="en-IN"/>
+        </w:rPr>
+      </w:pPr>
+      <w:r>
+        <w:rPr>
+          <w:rFonts w:ascii="Segoe UI Symbol" w:eastAsia="Times New Roman" w:hAnsi="Segoe UI Symbol" w:cs="Segoe UI Symbol"/>
+          <w:b/>
+          <w:bCs/>
+          <w:sz w:val="36"/>
+          <w:szCs w:val="36"/>
+          <w:lang w:eastAsia="en-IN"/>
+        </w:rPr>
+        <w:t>⚠️</w:t>
+      </w:r>
+      <w:r>
+        <w:rPr>
+          <w:rFonts w:ascii="Times New Roman" w:eastAsia="Times New Roman" w:hAnsi="Times New Roman" w:cs="Times New Roman"/>
+          <w:b/>
+          <w:bCs/>
+          <w:sz w:val="36"/>
+          <w:szCs w:val="36"/>
+          <w:lang w:eastAsia="en-IN"/>
+        </w:rPr>
+        <w:t xml:space="preserve"> Security Warning</w:t>
+      </w:r>
+    </w:p>
+    <w:p>
+      <w:pPr>
+        <w:spacing w:before="100" w:beforeAutospacing="1" w:after="100" w:afterAutospacing="1" w:line="240" w:lineRule="auto"/>
+        <w:rPr>
+          <w:rFonts w:ascii="Times New Roman" w:eastAsia="Times New Roman" w:hAnsi="Times New Roman" w:cs="Times New Roman"/>
+          <w:sz w:val="24"/>
+          <w:szCs w:val="24"/>
+          <w:lang w:eastAsia="en-IN"/>
+        </w:rPr>
+      </w:pPr>
+      <w:r>
+        <w:rPr>
+          <w:rFonts w:ascii="Times New Roman" w:eastAsia="Times New Roman" w:hAnsi="Times New Roman" w:cs="Times New Roman"/>
+          <w:sz w:val="24"/>
+          <w:szCs w:val="24"/>
+          <w:lang w:eastAsia="en-IN"/>
+        </w:rPr>
+        <w:t>This exposes your MySQL server to the entire internet.</w:t>
+      </w:r>
+    </w:p>
+    <w:p>
+      <w:pPr>
+        <w:spacing w:before="100" w:beforeAutospacing="1" w:after="100" w:afterAutospacing="1" w:line="240" w:lineRule="auto"/>
+        <w:rPr>
+          <w:rFonts w:ascii="Times New Roman" w:eastAsia="Times New Roman" w:hAnsi="Times New Roman" w:cs="Times New Roman"/>
+          <w:sz w:val="24"/>
+          <w:szCs w:val="24"/>
+          <w:lang w:eastAsia="en-IN"/>
+        </w:rPr>
+      </w:pPr>
+      <w:r>
+        <w:rPr>
+          <w:rFonts w:ascii="Times New Roman" w:eastAsia="Times New Roman" w:hAnsi="Times New Roman" w:cs="Times New Roman"/>
+          <w:sz w:val="24"/>
+          <w:szCs w:val="24"/>
+          <w:lang w:eastAsia="en-IN"/>
+        </w:rPr>
+        <w:t>You must:</w:t>
+      </w:r>
+    </w:p>
+    <w:p>
+      <w:pPr>
+        <w:numPr>
+          <w:ilvl w:val="0"/>
+          <w:numId w:val="2"/>
+        </w:numPr>
+        <w:spacing w:before="100" w:beforeAutospacing="1" w:after="100" w:afterAutospacing="1" w:line="240" w:lineRule="auto"/>
+        <w:rPr>
+          <w:rFonts w:ascii="Times New Roman" w:eastAsia="Times New Roman" w:hAnsi="Times New Roman" w:cs="Times New Roman"/>
+          <w:sz w:val="24"/>
+          <w:szCs w:val="24"/>
+          <w:lang w:eastAsia="en-IN"/>
+        </w:rPr>
+      </w:pPr>
+      <w:r>
+        <w:rPr>
+          <w:rFonts w:ascii="Times New Roman" w:eastAsia="Times New Roman" w:hAnsi="Times New Roman" w:cs="Times New Roman"/>
+          <w:sz w:val="24"/>
+          <w:szCs w:val="24"/>
+          <w:lang w:eastAsia="en-IN"/>
+        </w:rPr>
+        <w:t>Use a strong password</w:t>
+      </w:r>
+    </w:p>
+    <w:p>
+      <w:pPr>
+        <w:numPr>
+          <w:ilvl w:val="0"/>
+          <w:numId w:val="2"/>
+        </w:numPr>
+        <w:spacing w:before="100" w:beforeAutospacing="1" w:after="100" w:afterAutospacing="1" w:line="240" w:lineRule="auto"/>
+        <w:rPr>
+          <w:rFonts w:ascii="Times New Roman" w:eastAsia="Times New Roman" w:hAnsi="Times New Roman" w:cs="Times New Roman"/>
+          <w:sz w:val="24"/>
+          <w:szCs w:val="24"/>
+          <w:lang w:eastAsia="en-IN"/>
+        </w:rPr>
+      </w:pPr>
+      <w:r>
+        <w:rPr>
+          <w:rFonts w:ascii="Times New Roman" w:eastAsia="Times New Roman" w:hAnsi="Times New Roman" w:cs="Times New Roman"/>
+          <w:sz w:val="24"/>
+          <w:szCs w:val="24"/>
+          <w:lang w:eastAsia="en-IN"/>
+        </w:rPr>
+        <w:t>Restrict privileges</w:t>
+      </w:r>
+    </w:p>
+    <w:p>
+      <w:pPr>
+        <w:numPr>
+          <w:ilvl w:val="0"/>
+          <w:numId w:val="2"/>
+        </w:numPr>
+        <w:spacing w:before="100" w:beforeAutospacing="1" w:after="100" w:afterAutospacing="1" w:line="240" w:lineRule="auto"/>
+        <w:rPr>
+          <w:rFonts w:ascii="Times New Roman" w:eastAsia="Times New Roman" w:hAnsi="Times New Roman" w:cs="Times New Roman"/>
+          <w:sz w:val="24"/>
+          <w:szCs w:val="24"/>
+          <w:lang w:eastAsia="en-IN"/>
+        </w:rPr>
+      </w:pPr>
+      <w:r>
+        <w:rPr>
+          <w:rFonts w:ascii="Times New Roman" w:eastAsia="Times New Roman" w:hAnsi="Times New Roman" w:cs="Times New Roman"/>
+          <w:sz w:val="24"/>
+          <w:szCs w:val="24"/>
+          <w:lang w:eastAsia="en-IN"/>
+        </w:rPr>
+        <w:t>Consider firewall rules</w:t>
+      </w:r>
+    </w:p>
+    <w:p>
+      <w:pPr>
+        <w:numPr>
+          <w:ilvl w:val="0"/>
+          <w:numId w:val="2"/>
+        </w:numPr>
+        <w:spacing w:before="100" w:beforeAutospacing="1" w:after="100" w:afterAutospacing="1" w:line="240" w:lineRule="auto"/>
+        <w:rPr>
+          <w:rFonts w:ascii="Times New Roman" w:eastAsia="Times New Roman" w:hAnsi="Times New Roman" w:cs="Times New Roman"/>
+          <w:sz w:val="24"/>
+          <w:szCs w:val="24"/>
+          <w:lang w:eastAsia="en-IN"/>
+        </w:rPr>
+      </w:pPr>
+      <w:r>
+        <w:rPr>
+          <w:rFonts w:ascii="Times New Roman" w:eastAsia="Times New Roman" w:hAnsi="Times New Roman" w:cs="Times New Roman"/>
+          <w:sz w:val="24"/>
+          <w:szCs w:val="24"/>
+          <w:lang w:eastAsia="en-IN"/>
+        </w:rPr>
+        <w:t>Consider VPN or SSH tunneling</w:t>
+      </w:r>
+    </w:p>
+    <w:p>
+      <w:pPr>
+        <w:spacing w:before="100" w:beforeAutospacing="1" w:after="100" w:afterAutospacing="1" w:line="240" w:lineRule="auto"/>
+        <w:rPr>
+          <w:rFonts w:ascii="Times New Roman" w:eastAsia="Times New Roman" w:hAnsi="Times New Roman" w:cs="Times New Roman"/>
+          <w:sz w:val="24"/>
+          <w:szCs w:val="24"/>
+          <w:lang w:eastAsia="en-IN"/>
+        </w:rPr>
+      </w:pPr>
+      <w:r>
+        <w:rPr>
+          <w:rFonts w:ascii="Times New Roman" w:eastAsia="Times New Roman" w:hAnsi="Times New Roman" w:cs="Times New Roman"/>
+          <w:sz w:val="24"/>
+          <w:szCs w:val="24"/>
+          <w:lang w:eastAsia="en-IN"/>
+        </w:rPr>
+        <w:t>This method works, but it’s risky.</w:t>
+      </w:r>
+    </w:p>
+    <w:p>
+      <w:pPr>
+        <w:spacing w:before="100" w:beforeAutospacing="1" w:after="100" w:afterAutospacing="1" w:line="240" w:lineRule="auto"/>
+        <w:outlineLvl w:val="0"/>
+        <w:rPr>
+          <w:rFonts w:ascii="Times New Roman" w:eastAsia="Times New Roman" w:hAnsi="Times New Roman" w:cs="Times New Roman"/>
+          <w:b/>
+          <w:bCs/>
+          <w:kern w:val="36"/>
+          <w:sz w:val="48"/>
+          <w:szCs w:val="48"/>
+          <w:lang w:eastAsia="en-IN"/>
+        </w:rPr>
+      </w:pPr>
+      <w:r>
+        <w:rPr>
+          <w:rFonts w:ascii="Segoe UI Symbol" w:eastAsia="Times New Roman" w:hAnsi="Segoe UI Symbol" w:cs="Segoe UI Symbol"/>
+          <w:b/>
+          <w:bCs/>
+          <w:kern w:val="36"/>
+          <w:sz w:val="48"/>
+          <w:szCs w:val="48"/>
+          <w:lang w:eastAsia="en-IN"/>
+        </w:rPr>
+        <w:t>🔐</w:t>
+      </w:r>
+      <w:r>
+        <w:rPr>
+          <w:rFonts w:ascii="Times New Roman" w:eastAsia="Times New Roman" w:hAnsi="Times New Roman" w:cs="Times New Roman"/>
+          <w:b/>
+          <w:bCs/>
+          <w:kern w:val="36"/>
+          <w:sz w:val="48"/>
+          <w:szCs w:val="48"/>
+          <w:lang w:eastAsia="en-IN"/>
+        </w:rPr>
+        <w:t xml:space="preserve"> Option 2 — Use Cloudflare Tunnel (Best for Development)</w:t>
+      </w:r>
+    </w:p>
+    <w:p>
+      <w:pPr>
+        <w:spacing w:before="100" w:beforeAutospacing="1" w:after="100" w:afterAutospacing="1" w:line="240" w:lineRule="auto"/>
+        <w:rPr>
+          <w:rFonts w:ascii="Times New Roman" w:eastAsia="Times New Roman" w:hAnsi="Times New Roman" w:cs="Times New Roman"/>
+          <w:sz w:val="24"/>
+          <w:szCs w:val="24"/>
+          <w:lang w:eastAsia="en-IN"/>
+        </w:rPr>
+      </w:pPr>
+      <w:r>
+        <w:rPr>
+          <w:rFonts w:ascii="Times New Roman" w:eastAsia="Times New Roman" w:hAnsi="Times New Roman" w:cs="Times New Roman"/>
+          <w:sz w:val="24"/>
+          <w:szCs w:val="24"/>
+          <w:lang w:eastAsia="en-IN"/>
+        </w:rPr>
+        <w:t xml:space="preserve">This is the safest way to expose local services </w:t>
+      </w:r>
+      <w:r>
+        <w:rPr>
+          <w:rFonts w:ascii="Times New Roman" w:eastAsia="Times New Roman" w:hAnsi="Times New Roman" w:cs="Times New Roman"/>
+          <w:b/>
+          <w:bCs/>
+          <w:sz w:val="24"/>
+          <w:szCs w:val="24"/>
+          <w:lang w:eastAsia="en-IN"/>
+        </w:rPr>
+        <w:t>without port forwarding</w:t>
+      </w:r>
+      <w:r>
+        <w:rPr>
+          <w:rFonts w:ascii="Times New Roman" w:eastAsia="Times New Roman" w:hAnsi="Times New Roman" w:cs="Times New Roman"/>
+          <w:sz w:val="24"/>
+          <w:szCs w:val="24"/>
+          <w:lang w:eastAsia="en-IN"/>
+        </w:rPr>
+        <w:t>.</w:t>
+      </w:r>
+    </w:p>
+    <w:p>
+      <w:pPr>
+        <w:spacing w:before="100" w:beforeAutospacing="1" w:after="100" w:afterAutospacing="1" w:line="240" w:lineRule="auto"/>
+        <w:outlineLvl w:val="2"/>
+        <w:rPr>
+          <w:rFonts w:ascii="Times New Roman" w:eastAsia="Times New Roman" w:hAnsi="Times New Roman" w:cs="Times New Roman"/>
+          <w:b/>
+          <w:bCs/>
+          <w:sz w:val="27"/>
+          <w:szCs w:val="27"/>
+          <w:lang w:eastAsia="en-IN"/>
+        </w:rPr>
+      </w:pPr>
+      <w:r>
+        <w:rPr>
+          <w:rFonts w:ascii="Times New Roman" w:eastAsia="Times New Roman" w:hAnsi="Times New Roman" w:cs="Times New Roman"/>
+          <w:b/>
+          <w:bCs/>
+          <w:sz w:val="27"/>
+          <w:szCs w:val="27"/>
+          <w:lang w:eastAsia="en-IN"/>
+        </w:rPr>
+        <w:t>Steps:</w:t>
+      </w:r>
+    </w:p>
+    <w:p>
+      <w:pPr>
+        <w:numPr>
+          <w:ilvl w:val="0"/>
+          <w:numId w:val="3"/>
+        </w:numPr>
+        <w:spacing w:before="100" w:beforeAutospacing="1" w:after="100" w:afterAutospacing="1" w:line="240" w:lineRule="auto"/>
+        <w:rPr>
+          <w:rFonts w:ascii="Times New Roman" w:eastAsia="Times New Roman" w:hAnsi="Times New Roman" w:cs="Times New Roman"/>
+          <w:sz w:val="24"/>
+          <w:szCs w:val="24"/>
+          <w:lang w:eastAsia="en-IN"/>
+        </w:rPr>
+      </w:pPr>
+      <w:r>
+        <w:rPr>
+          <w:rFonts w:ascii="Times New Roman" w:eastAsia="Times New Roman" w:hAnsi="Times New Roman" w:cs="Times New Roman"/>
+          <w:sz w:val="24"/>
+          <w:szCs w:val="24"/>
+          <w:lang w:eastAsia="en-IN"/>
+        </w:rPr>
+        <w:t>Install Cloudflare Tunnel (cloudflared)</w:t>
+      </w:r>
+    </w:p>
+    <w:p>
+      <w:pPr>
+        <w:numPr>
+          <w:ilvl w:val="0"/>
+          <w:numId w:val="3"/>
+        </w:numPr>
+        <w:spacing w:before="100" w:beforeAutospacing="1" w:after="100" w:afterAutospacing="1" w:line="240" w:lineRule="auto"/>
+        <w:rPr>
+          <w:rFonts w:ascii="Times New Roman" w:eastAsia="Times New Roman" w:hAnsi="Times New Roman" w:cs="Times New Roman"/>
+          <w:sz w:val="24"/>
+          <w:szCs w:val="24"/>
+          <w:lang w:eastAsia="en-IN"/>
+        </w:rPr>
+      </w:pPr>
+      <w:r>
+        <w:rPr>
+          <w:rFonts w:ascii="Times New Roman" w:eastAsia="Times New Roman" w:hAnsi="Times New Roman" w:cs="Times New Roman"/>
+          <w:sz w:val="24"/>
+          <w:szCs w:val="24"/>
+          <w:lang w:eastAsia="en-IN"/>
+        </w:rPr>
+        <w:t>Log into Cloudflare</w:t>
+      </w:r>
+    </w:p>
+    <w:p>
+      <w:pPr>
+        <w:numPr>
+          <w:ilvl w:val="0"/>
+          <w:numId w:val="3"/>
+        </w:numPr>
+        <w:spacing w:before="100" w:beforeAutospacing="1" w:after="100" w:afterAutospacing="1" w:line="240" w:lineRule="auto"/>
+        <w:rPr>
+          <w:rFonts w:ascii="Times New Roman" w:eastAsia="Times New Roman" w:hAnsi="Times New Roman" w:cs="Times New Roman"/>
+          <w:sz w:val="24"/>
+          <w:szCs w:val="24"/>
+          <w:lang w:eastAsia="en-IN"/>
+        </w:rPr>
+      </w:pPr>
+      <w:r>
+        <w:rPr>
+          <w:rFonts w:ascii="Times New Roman" w:eastAsia="Times New Roman" w:hAnsi="Times New Roman" w:cs="Times New Roman"/>
+          <w:sz w:val="24"/>
+          <w:szCs w:val="24"/>
+          <w:lang w:eastAsia="en-IN"/>
+        </w:rPr>
+        <w:t>Run:</w:t>
+      </w:r>
+    </w:p>
+    <w:p>
+      <w:pPr>
+        <w:spacing w:after="0" w:line="240" w:lineRule="auto"/>
+        <w:rPr>
+          <w:rFonts w:ascii="Times New Roman" w:eastAsia="Times New Roman" w:hAnsi="Times New Roman" w:cs="Times New Roman"/>
+          <w:sz w:val="24"/>
+          <w:szCs w:val="24"/>
+          <w:lang w:eastAsia="en-IN"/>
+        </w:rPr>
+      </w:pPr>
+      <w:r>
+        <w:rPr>
+          <w:rFonts w:ascii="Times New Roman" w:eastAsia="Times New Roman" w:hAnsi="Times New Roman" w:cs="Times New Roman"/>
+          <w:sz w:val="24"/>
+          <w:szCs w:val="24"/>
+          <w:lang w:eastAsia="en-IN"/>
+        </w:rPr>
+        <w:lastRenderedPageBreak/>
+        <w:t>Code</w:t>
+      </w:r>
+    </w:p>
+    <w:p>
+      <w:pPr>
+        <w:tabs>
+          <w:tab w:val="left" w:pos="916"/>
+          <w:tab w:val="left" w:pos="1832"/>
+          <w:tab w:val="left" w:pos="2748"/>
+          <w:tab w:val="left" w:pos="3664"/>
+          <w:tab w:val="left" w:pos="4580"/>
+          <w:tab w:val="left" w:pos="5496"/>
+          <w:tab w:val="left" w:pos="6412"/>
+          <w:tab w:val="left" w:pos="7328"/>
+          <w:tab w:val="left" w:pos="8244"/>
+          <w:tab w:val="left" w:pos="9160"/>
+          <w:tab w:val="left" w:pos="10076"/>
+          <w:tab w:val="left" w:pos="10992"/>
+          <w:tab w:val="left" w:pos="11908"/>
+          <w:tab w:val="left" w:pos="12824"/>
+          <w:tab w:val="left" w:pos="13740"/>
+          <w:tab w:val="left" w:pos="14656"/>
+        </w:tabs>
+        <w:spacing w:after="0" w:line="240" w:lineRule="auto"/>
+        <w:rPr>
+          <w:rFonts w:ascii="Courier New" w:eastAsia="Times New Roman" w:hAnsi="Courier New" w:cs="Courier New"/>
+          <w:sz w:val="20"/>
+          <w:lang w:eastAsia="en-IN"/>
+        </w:rPr>
+      </w:pPr>
+      <w:r>
+        <w:rPr>
+          <w:rFonts w:ascii="Courier New" w:eastAsia="Times New Roman" w:hAnsi="Courier New" w:cs="Courier New"/>
+          <w:sz w:val="20"/>
+          <w:lang w:eastAsia="en-IN"/>
+        </w:rPr>
+        <w:t>cloudflared tunnel --url mysql://localhost:3306</w:t>
+      </w:r>
+    </w:p>
+    <w:p>
+      <w:pPr>
+        <w:numPr>
+          <w:ilvl w:val="0"/>
+          <w:numId w:val="4"/>
+        </w:numPr>
+        <w:spacing w:before="100" w:beforeAutospacing="1" w:after="100" w:afterAutospacing="1" w:line="240" w:lineRule="auto"/>
+        <w:rPr>
+          <w:rFonts w:ascii="Times New Roman" w:eastAsia="Times New Roman" w:hAnsi="Times New Roman" w:cs="Times New Roman"/>
+          <w:sz w:val="24"/>
+          <w:szCs w:val="24"/>
+          <w:lang w:eastAsia="en-IN"/>
+        </w:rPr>
+      </w:pPr>
+      <w:r>
+        <w:rPr>
+          <w:rFonts w:ascii="Times New Roman" w:eastAsia="Times New Roman" w:hAnsi="Times New Roman" w:cs="Times New Roman"/>
+          <w:sz w:val="24"/>
+          <w:szCs w:val="24"/>
+          <w:lang w:eastAsia="en-IN"/>
+        </w:rPr>
+        <w:t xml:space="preserve">Cloudflare gives you a </w:t>
+      </w:r>
+      <w:r>
+        <w:rPr>
+          <w:rFonts w:ascii="Times New Roman" w:eastAsia="Times New Roman" w:hAnsi="Times New Roman" w:cs="Times New Roman"/>
+          <w:b/>
+          <w:bCs/>
+          <w:sz w:val="24"/>
+          <w:szCs w:val="24"/>
+          <w:lang w:eastAsia="en-IN"/>
+        </w:rPr>
+        <w:t>public hostname</w:t>
+      </w:r>
+      <w:r>
+        <w:rPr>
+          <w:rFonts w:ascii="Times New Roman" w:eastAsia="Times New Roman" w:hAnsi="Times New Roman" w:cs="Times New Roman"/>
+          <w:sz w:val="24"/>
+          <w:szCs w:val="24"/>
+          <w:lang w:eastAsia="en-IN"/>
+        </w:rPr>
+        <w:t xml:space="preserve"> like:</w:t>
+      </w:r>
+    </w:p>
+    <w:p>
+      <w:pPr>
+        <w:spacing w:after="0" w:line="240" w:lineRule="auto"/>
+        <w:rPr>
+          <w:rFonts w:ascii="Times New Roman" w:eastAsia="Times New Roman" w:hAnsi="Times New Roman" w:cs="Times New Roman"/>
+          <w:sz w:val="24"/>
+          <w:szCs w:val="24"/>
+          <w:lang w:eastAsia="en-IN"/>
+        </w:rPr>
+      </w:pPr>
+      <w:r>
+        <w:rPr>
+          <w:rFonts w:ascii="Times New Roman" w:eastAsia="Times New Roman" w:hAnsi="Times New Roman" w:cs="Times New Roman"/>
+          <w:sz w:val="24"/>
+          <w:szCs w:val="24"/>
+          <w:lang w:eastAsia="en-IN"/>
+        </w:rPr>
+        <w:t>Code</w:t>
+      </w:r>
+    </w:p>
+    <w:p>
+      <w:pPr>
+        <w:tabs>
+          <w:tab w:val="left" w:pos="916"/>
+          <w:tab w:val="left" w:pos="1832"/>
+          <w:tab w:val="left" w:pos="2748"/>
+          <w:tab w:val="left" w:pos="3664"/>
+          <w:tab w:val="left" w:pos="4580"/>
+          <w:tab w:val="left" w:pos="5496"/>
+          <w:tab w:val="left" w:pos="6412"/>
+          <w:tab w:val="left" w:pos="7328"/>
+          <w:tab w:val="left" w:pos="8244"/>
+          <w:tab w:val="left" w:pos="9160"/>
+          <w:tab w:val="left" w:pos="10076"/>
+          <w:tab w:val="left" w:pos="10992"/>
+          <w:tab w:val="left" w:pos="11908"/>
+          <w:tab w:val="left" w:pos="12824"/>
+          <w:tab w:val="left" w:pos="13740"/>
+          <w:tab w:val="left" w:pos="14656"/>
+        </w:tabs>
+        <w:spacing w:after="0" w:line="240" w:lineRule="auto"/>
+        <w:rPr>
+          <w:rFonts w:ascii="Courier New" w:eastAsia="Times New Roman" w:hAnsi="Courier New" w:cs="Courier New"/>
+          <w:sz w:val="20"/>
+          <w:lang w:eastAsia="en-IN"/>
+        </w:rPr>
+      </w:pPr>
+      <w:r>
+        <w:rPr>
+          <w:rFonts w:ascii="Courier New" w:eastAsia="Times New Roman" w:hAnsi="Courier New" w:cs="Courier New"/>
+          <w:sz w:val="20"/>
+          <w:lang w:eastAsia="en-IN"/>
+        </w:rPr>
+        <w:t>mysql.yourdomain.com</w:t>
+      </w:r>
+    </w:p>
+    <w:p>
+      <w:pPr>
+        <w:numPr>
+          <w:ilvl w:val="0"/>
+          <w:numId w:val="5"/>
+        </w:numPr>
+        <w:spacing w:before="100" w:beforeAutospacing="1" w:after="100" w:afterAutospacing="1" w:line="240" w:lineRule="auto"/>
+        <w:rPr>
+          <w:rFonts w:ascii="Times New Roman" w:eastAsia="Times New Roman" w:hAnsi="Times New Roman" w:cs="Times New Roman"/>
+          <w:sz w:val="24"/>
+          <w:szCs w:val="24"/>
+          <w:lang w:eastAsia="en-IN"/>
+        </w:rPr>
+      </w:pPr>
+      <w:r>
+        <w:rPr>
+          <w:rFonts w:ascii="Times New Roman" w:eastAsia="Times New Roman" w:hAnsi="Times New Roman" w:cs="Times New Roman"/>
+          <w:sz w:val="24"/>
+          <w:szCs w:val="24"/>
+          <w:lang w:eastAsia="en-IN"/>
+        </w:rPr>
+        <w:t>Use that hostname in Streamlit Cloud.</w:t>
+      </w:r>
+    </w:p>
+    <w:p>
+      <w:pPr>
+        <w:spacing w:before="100" w:beforeAutospacing="1" w:after="100" w:afterAutospacing="1" w:line="240" w:lineRule="auto"/>
+        <w:rPr>
+          <w:rFonts w:ascii="Times New Roman" w:eastAsia="Times New Roman" w:hAnsi="Times New Roman" w:cs="Times New Roman"/>
+          <w:sz w:val="24"/>
+          <w:szCs w:val="24"/>
+          <w:lang w:eastAsia="en-IN"/>
+        </w:rPr>
+      </w:pPr>
+      <w:r>
+        <w:rPr>
+          <w:rFonts w:ascii="Times New Roman" w:eastAsia="Times New Roman" w:hAnsi="Times New Roman" w:cs="Times New Roman"/>
+          <w:sz w:val="24"/>
+          <w:szCs w:val="24"/>
+          <w:lang w:eastAsia="en-IN"/>
+        </w:rPr>
+        <w:t>This avoids exposing your home IP and avoids router configuration.</w:t>
+      </w:r>
+    </w:p>
+    <w:p>
+      <w:pPr>
+        <w:spacing w:before="100" w:beforeAutospacing="1" w:after="100" w:afterAutospacing="1" w:line="240" w:lineRule="auto"/>
+        <w:outlineLvl w:val="0"/>
+        <w:rPr>
+          <w:rFonts w:ascii="Times New Roman" w:eastAsia="Times New Roman" w:hAnsi="Times New Roman" w:cs="Times New Roman"/>
+          <w:b/>
+          <w:bCs/>
+          <w:kern w:val="36"/>
+          <w:sz w:val="48"/>
+          <w:szCs w:val="48"/>
+          <w:lang w:eastAsia="en-IN"/>
+        </w:rPr>
+      </w:pPr>
+      <w:r>
+        <w:rPr>
+          <w:rFonts w:ascii="Segoe UI Symbol" w:eastAsia="Times New Roman" w:hAnsi="Segoe UI Symbol" w:cs="Segoe UI Symbol"/>
+          <w:b/>
+          <w:bCs/>
+          <w:kern w:val="36"/>
+          <w:sz w:val="48"/>
+          <w:szCs w:val="48"/>
+          <w:lang w:eastAsia="en-IN"/>
+        </w:rPr>
+        <w:t>☁️</w:t>
+      </w:r>
+      <w:r>
+        <w:rPr>
+          <w:rFonts w:ascii="Times New Roman" w:eastAsia="Times New Roman" w:hAnsi="Times New Roman" w:cs="Times New Roman"/>
+          <w:b/>
+          <w:bCs/>
+          <w:kern w:val="36"/>
+          <w:sz w:val="48"/>
+          <w:szCs w:val="48"/>
+          <w:lang w:eastAsia="en-IN"/>
+        </w:rPr>
+        <w:t xml:space="preserve"> Option 3 — Move MySQL to the Cloud (Best for Production)</w:t>
+      </w:r>
+    </w:p>
+    <w:p>
+      <w:pPr>
+        <w:spacing w:before="100" w:beforeAutospacing="1" w:after="100" w:afterAutospacing="1" w:line="240" w:lineRule="auto"/>
+        <w:rPr>
+          <w:rFonts w:ascii="Times New Roman" w:eastAsia="Times New Roman" w:hAnsi="Times New Roman" w:cs="Times New Roman"/>
+          <w:sz w:val="24"/>
+          <w:szCs w:val="24"/>
+          <w:lang w:eastAsia="en-IN"/>
+        </w:rPr>
+      </w:pPr>
+      <w:r>
+        <w:rPr>
+          <w:rFonts w:ascii="Times New Roman" w:eastAsia="Times New Roman" w:hAnsi="Times New Roman" w:cs="Times New Roman"/>
+          <w:sz w:val="24"/>
+          <w:szCs w:val="24"/>
+          <w:lang w:eastAsia="en-IN"/>
+        </w:rPr>
+        <w:t>This is the cleanest, safest, most scalable solution.</w:t>
+      </w:r>
+    </w:p>
+    <w:p>
+      <w:pPr>
+        <w:spacing w:before="100" w:beforeAutospacing="1" w:after="100" w:afterAutospacing="1" w:line="240" w:lineRule="auto"/>
+        <w:rPr>
+          <w:rFonts w:ascii="Times New Roman" w:eastAsia="Times New Roman" w:hAnsi="Times New Roman" w:cs="Times New Roman"/>
+          <w:sz w:val="24"/>
+          <w:szCs w:val="24"/>
+          <w:lang w:eastAsia="en-IN"/>
+        </w:rPr>
+      </w:pPr>
+      <w:r>
+        <w:rPr>
+          <w:rFonts w:ascii="Times New Roman" w:eastAsia="Times New Roman" w:hAnsi="Times New Roman" w:cs="Times New Roman"/>
+          <w:sz w:val="24"/>
+          <w:szCs w:val="24"/>
+          <w:lang w:eastAsia="en-IN"/>
+        </w:rPr>
+        <w:t>You can use:</w:t>
+      </w:r>
+    </w:p>
+    <w:p>
+      <w:pPr>
+        <w:spacing w:before="100" w:beforeAutospacing="1" w:after="100" w:afterAutospacing="1" w:line="240" w:lineRule="auto"/>
+        <w:outlineLvl w:val="2"/>
+        <w:rPr>
+          <w:rFonts w:ascii="Times New Roman" w:eastAsia="Times New Roman" w:hAnsi="Times New Roman" w:cs="Times New Roman"/>
+          <w:b/>
+          <w:bCs/>
+          <w:sz w:val="27"/>
+          <w:szCs w:val="27"/>
+          <w:lang w:eastAsia="en-IN"/>
+        </w:rPr>
+      </w:pPr>
+      <w:r>
+        <w:rPr>
+          <w:rFonts w:ascii="Times New Roman" w:eastAsia="Times New Roman" w:hAnsi="Times New Roman" w:cs="Times New Roman"/>
+          <w:b/>
+          <w:bCs/>
+          <w:sz w:val="27"/>
+          <w:szCs w:val="27"/>
+          <w:lang w:eastAsia="en-IN"/>
+        </w:rPr>
+        <w:t>Free / Low</w:t>
+      </w:r>
+      <w:r>
+        <w:rPr>
+          <w:rFonts w:ascii="Times New Roman" w:eastAsia="Times New Roman" w:hAnsi="Times New Roman" w:cs="Times New Roman"/>
+          <w:b/>
+          <w:bCs/>
+          <w:sz w:val="27"/>
+          <w:szCs w:val="27"/>
+          <w:lang w:eastAsia="en-IN"/>
+        </w:rPr>
+        <w:noBreakHyphen/>
+        <w:t>cost options</w:t>
+      </w:r>
+    </w:p>
+    <w:p>
+      <w:pPr>
+        <w:numPr>
+          <w:ilvl w:val="0"/>
+          <w:numId w:val="6"/>
+        </w:numPr>
+        <w:spacing w:before="100" w:beforeAutospacing="1" w:after="100" w:afterAutospacing="1" w:line="240" w:lineRule="auto"/>
+        <w:rPr>
+          <w:rFonts w:ascii="Times New Roman" w:eastAsia="Times New Roman" w:hAnsi="Times New Roman" w:cs="Times New Roman"/>
+          <w:sz w:val="24"/>
+          <w:szCs w:val="24"/>
+          <w:lang w:eastAsia="en-IN"/>
+        </w:rPr>
+      </w:pPr>
+      <w:r>
+        <w:rPr>
+          <w:rFonts w:ascii="Times New Roman" w:eastAsia="Times New Roman" w:hAnsi="Times New Roman" w:cs="Times New Roman"/>
+          <w:sz w:val="24"/>
+          <w:szCs w:val="24"/>
+          <w:lang w:eastAsia="en-IN"/>
+        </w:rPr>
+        <w:t>Railway.app MySQL</w:t>
+      </w:r>
+    </w:p>
+    <w:p>
+      <w:pPr>
+        <w:numPr>
+          <w:ilvl w:val="0"/>
+          <w:numId w:val="6"/>
+        </w:numPr>
+        <w:spacing w:before="100" w:beforeAutospacing="1" w:after="100" w:afterAutospacing="1" w:line="240" w:lineRule="auto"/>
+        <w:rPr>
+          <w:rFonts w:ascii="Times New Roman" w:eastAsia="Times New Roman" w:hAnsi="Times New Roman" w:cs="Times New Roman"/>
+          <w:sz w:val="24"/>
+          <w:szCs w:val="24"/>
+          <w:lang w:eastAsia="en-IN"/>
+        </w:rPr>
+      </w:pPr>
+      <w:r>
+        <w:rPr>
+          <w:rFonts w:ascii="Times New Roman" w:eastAsia="Times New Roman" w:hAnsi="Times New Roman" w:cs="Times New Roman"/>
+          <w:sz w:val="24"/>
+          <w:szCs w:val="24"/>
+          <w:lang w:eastAsia="en-IN"/>
+        </w:rPr>
+        <w:t>Aiven free tier</w:t>
+      </w:r>
+    </w:p>
+    <w:p>
+      <w:pPr>
+        <w:numPr>
+          <w:ilvl w:val="0"/>
+          <w:numId w:val="6"/>
+        </w:numPr>
+        <w:spacing w:before="100" w:beforeAutospacing="1" w:after="100" w:afterAutospacing="1" w:line="240" w:lineRule="auto"/>
+        <w:rPr>
+          <w:rFonts w:ascii="Times New Roman" w:eastAsia="Times New Roman" w:hAnsi="Times New Roman" w:cs="Times New Roman"/>
+          <w:sz w:val="24"/>
+          <w:szCs w:val="24"/>
+          <w:lang w:eastAsia="en-IN"/>
+        </w:rPr>
+      </w:pPr>
+      <w:r>
+        <w:rPr>
+          <w:rFonts w:ascii="Times New Roman" w:eastAsia="Times New Roman" w:hAnsi="Times New Roman" w:cs="Times New Roman"/>
+          <w:sz w:val="24"/>
+          <w:szCs w:val="24"/>
+          <w:lang w:eastAsia="en-IN"/>
+        </w:rPr>
+        <w:t>PlanetScale (MySQL-compatible)</w:t>
+      </w:r>
+    </w:p>
+    <w:p>
+      <w:pPr>
+        <w:numPr>
+          <w:ilvl w:val="0"/>
+          <w:numId w:val="6"/>
+        </w:numPr>
+        <w:spacing w:before="100" w:beforeAutospacing="1" w:after="100" w:afterAutospacing="1" w:line="240" w:lineRule="auto"/>
+        <w:rPr>
+          <w:rFonts w:ascii="Times New Roman" w:eastAsia="Times New Roman" w:hAnsi="Times New Roman" w:cs="Times New Roman"/>
+          <w:sz w:val="24"/>
+          <w:szCs w:val="24"/>
+          <w:lang w:eastAsia="en-IN"/>
+        </w:rPr>
+      </w:pPr>
+      <w:r>
+        <w:rPr>
+          <w:rFonts w:ascii="Times New Roman" w:eastAsia="Times New Roman" w:hAnsi="Times New Roman" w:cs="Times New Roman"/>
+          <w:sz w:val="24"/>
+          <w:szCs w:val="24"/>
+          <w:lang w:eastAsia="en-IN"/>
+        </w:rPr>
+        <w:t>Google Cloud SQL</w:t>
+      </w:r>
+    </w:p>
+    <w:p>
+      <w:pPr>
+        <w:numPr>
+          <w:ilvl w:val="0"/>
+          <w:numId w:val="6"/>
+        </w:numPr>
+        <w:spacing w:before="100" w:beforeAutospacing="1" w:after="100" w:afterAutospacing="1" w:line="240" w:lineRule="auto"/>
+        <w:rPr>
+          <w:rFonts w:ascii="Times New Roman" w:eastAsia="Times New Roman" w:hAnsi="Times New Roman" w:cs="Times New Roman"/>
+          <w:sz w:val="24"/>
+          <w:szCs w:val="24"/>
+          <w:lang w:eastAsia="en-IN"/>
+        </w:rPr>
+      </w:pPr>
+      <w:r>
+        <w:rPr>
+          <w:rFonts w:ascii="Times New Roman" w:eastAsia="Times New Roman" w:hAnsi="Times New Roman" w:cs="Times New Roman"/>
+          <w:sz w:val="24"/>
+          <w:szCs w:val="24"/>
+          <w:lang w:eastAsia="en-IN"/>
+        </w:rPr>
+        <w:t>AWS RDS</w:t>
+      </w:r>
+    </w:p>
+    <w:p>
+      <w:pPr>
+        <w:numPr>
+          <w:ilvl w:val="0"/>
+          <w:numId w:val="6"/>
+        </w:numPr>
+        <w:spacing w:before="100" w:beforeAutospacing="1" w:after="100" w:afterAutospacing="1" w:line="240" w:lineRule="auto"/>
+        <w:rPr>
+          <w:rFonts w:ascii="Times New Roman" w:eastAsia="Times New Roman" w:hAnsi="Times New Roman" w:cs="Times New Roman"/>
+          <w:sz w:val="24"/>
+          <w:szCs w:val="24"/>
+          <w:lang w:eastAsia="en-IN"/>
+        </w:rPr>
+      </w:pPr>
+      <w:r>
+        <w:rPr>
+          <w:rFonts w:ascii="Times New Roman" w:eastAsia="Times New Roman" w:hAnsi="Times New Roman" w:cs="Times New Roman"/>
+          <w:sz w:val="24"/>
+          <w:szCs w:val="24"/>
+          <w:lang w:eastAsia="en-IN"/>
+        </w:rPr>
+        <w:t>Azure MySQL Flexible Server</w:t>
+      </w:r>
+    </w:p>
+    <w:p>
+      <w:pPr>
+        <w:spacing w:before="100" w:beforeAutospacing="1" w:after="100" w:afterAutospacing="1" w:line="240" w:lineRule="auto"/>
+        <w:rPr>
+          <w:rFonts w:ascii="Times New Roman" w:eastAsia="Times New Roman" w:hAnsi="Times New Roman" w:cs="Times New Roman"/>
+          <w:sz w:val="24"/>
+          <w:szCs w:val="24"/>
+          <w:lang w:eastAsia="en-IN"/>
+        </w:rPr>
+      </w:pPr>
+      <w:r>
+        <w:rPr>
+          <w:rFonts w:ascii="Times New Roman" w:eastAsia="Times New Roman" w:hAnsi="Times New Roman" w:cs="Times New Roman"/>
+          <w:sz w:val="24"/>
+          <w:szCs w:val="24"/>
+          <w:lang w:eastAsia="en-IN"/>
+        </w:rPr>
+        <w:t>Then update your Streamlit secrets:</w:t>
+      </w:r>
+    </w:p>
+    <w:p>
+      <w:pPr>
+        <w:spacing w:after="0" w:line="240" w:lineRule="auto"/>
+        <w:rPr>
+          <w:rFonts w:ascii="Times New Roman" w:eastAsia="Times New Roman" w:hAnsi="Times New Roman" w:cs="Times New Roman"/>
+          <w:sz w:val="24"/>
+          <w:szCs w:val="24"/>
+          <w:lang w:eastAsia="en-IN"/>
+        </w:rPr>
+      </w:pPr>
+      <w:r>
+        <w:rPr>
+          <w:rFonts w:ascii="Times New Roman" w:eastAsia="Times New Roman" w:hAnsi="Times New Roman" w:cs="Times New Roman"/>
+          <w:sz w:val="24"/>
+          <w:szCs w:val="24"/>
+          <w:lang w:eastAsia="en-IN"/>
+        </w:rPr>
+        <w:t>toml</w:t>
+      </w:r>
+    </w:p>
+    <w:p>
+      <w:pPr>
+        <w:tabs>
+          <w:tab w:val="left" w:pos="916"/>
+          <w:tab w:val="left" w:pos="1832"/>
+          <w:tab w:val="left" w:pos="2748"/>
+          <w:tab w:val="left" w:pos="3664"/>
+          <w:tab w:val="left" w:pos="4580"/>
+          <w:tab w:val="left" w:pos="5496"/>
+          <w:tab w:val="left" w:pos="6412"/>
+          <w:tab w:val="left" w:pos="7328"/>
+          <w:tab w:val="left" w:pos="8244"/>
+          <w:tab w:val="left" w:pos="9160"/>
+          <w:tab w:val="left" w:pos="10076"/>
+          <w:tab w:val="left" w:pos="10992"/>
+          <w:tab w:val="left" w:pos="11908"/>
+          <w:tab w:val="left" w:pos="12824"/>
+          <w:tab w:val="left" w:pos="13740"/>
+          <w:tab w:val="left" w:pos="14656"/>
+        </w:tabs>
+        <w:spacing w:after="0" w:line="240" w:lineRule="auto"/>
+        <w:rPr>
+          <w:rFonts w:ascii="Courier New" w:eastAsia="Times New Roman" w:hAnsi="Courier New" w:cs="Courier New"/>
+          <w:sz w:val="20"/>
+          <w:lang w:eastAsia="en-IN"/>
+        </w:rPr>
+      </w:pPr>
+      <w:r>
+        <w:rPr>
+          <w:rFonts w:ascii="Courier New" w:eastAsia="Times New Roman" w:hAnsi="Courier New" w:cs="Courier New"/>
+          <w:sz w:val="20"/>
+          <w:lang w:eastAsia="en-IN"/>
+        </w:rPr>
+        <w:t>[mysql]</w:t>
+      </w:r>
+    </w:p>
+    <w:p>
+      <w:pPr>
+        <w:tabs>
+          <w:tab w:val="left" w:pos="916"/>
+          <w:tab w:val="left" w:pos="1832"/>
+          <w:tab w:val="left" w:pos="2748"/>
+          <w:tab w:val="left" w:pos="3664"/>
+          <w:tab w:val="left" w:pos="4580"/>
+          <w:tab w:val="left" w:pos="5496"/>
+          <w:tab w:val="left" w:pos="6412"/>
+          <w:tab w:val="left" w:pos="7328"/>
+          <w:tab w:val="left" w:pos="8244"/>
+          <w:tab w:val="left" w:pos="9160"/>
+          <w:tab w:val="left" w:pos="10076"/>
+          <w:tab w:val="left" w:pos="10992"/>
+          <w:tab w:val="left" w:pos="11908"/>
+          <w:tab w:val="left" w:pos="12824"/>
+          <w:tab w:val="left" w:pos="13740"/>
+          <w:tab w:val="left" w:pos="14656"/>
+        </w:tabs>
+        <w:spacing w:after="0" w:line="240" w:lineRule="auto"/>
+        <w:rPr>
+          <w:rFonts w:ascii="Courier New" w:eastAsia="Times New Roman" w:hAnsi="Courier New" w:cs="Courier New"/>
+          <w:sz w:val="20"/>
+          <w:lang w:eastAsia="en-IN"/>
+        </w:rPr>
+      </w:pPr>
+      <w:r>
+        <w:rPr>
+          <w:rFonts w:ascii="Courier New" w:eastAsia="Times New Roman" w:hAnsi="Courier New" w:cs="Courier New"/>
+          <w:sz w:val="20"/>
+          <w:lang w:eastAsia="en-IN"/>
+        </w:rPr>
+        <w:t>host = "cloud-mysql-host"</w:t>
+      </w:r>
+    </w:p>
+    <w:p>
+      <w:pPr>
+        <w:tabs>
+          <w:tab w:val="left" w:pos="916"/>
+          <w:tab w:val="left" w:pos="1832"/>
+          <w:tab w:val="left" w:pos="2748"/>
+          <w:tab w:val="left" w:pos="3664"/>
+          <w:tab w:val="left" w:pos="4580"/>
+          <w:tab w:val="left" w:pos="5496"/>
+          <w:tab w:val="left" w:pos="6412"/>
+          <w:tab w:val="left" w:pos="7328"/>
+          <w:tab w:val="left" w:pos="8244"/>
+          <w:tab w:val="left" w:pos="9160"/>
+          <w:tab w:val="left" w:pos="10076"/>
+          <w:tab w:val="left" w:pos="10992"/>
+          <w:tab w:val="left" w:pos="11908"/>
+          <w:tab w:val="left" w:pos="12824"/>
+          <w:tab w:val="left" w:pos="13740"/>
+          <w:tab w:val="left" w:pos="14656"/>
+        </w:tabs>
+        <w:spacing w:after="0" w:line="240" w:lineRule="auto"/>
+        <w:rPr>
+          <w:rFonts w:ascii="Courier New" w:eastAsia="Times New Roman" w:hAnsi="Courier New" w:cs="Courier New"/>
+          <w:sz w:val="20"/>
+          <w:lang w:eastAsia="en-IN"/>
+        </w:rPr>
+      </w:pPr>
+      <w:r>
+        <w:rPr>
+          <w:rFonts w:ascii="Courier New" w:eastAsia="Times New Roman" w:hAnsi="Courier New" w:cs="Courier New"/>
+          <w:sz w:val="20"/>
+          <w:lang w:eastAsia="en-IN"/>
+        </w:rPr>
+        <w:t>port = 3306</w:t>
+      </w:r>
+    </w:p>
+    <w:p>
+      <w:pPr>
+        <w:tabs>
+          <w:tab w:val="left" w:pos="916"/>
+          <w:tab w:val="left" w:pos="1832"/>
+          <w:tab w:val="left" w:pos="2748"/>
+          <w:tab w:val="left" w:pos="3664"/>
+          <w:tab w:val="left" w:pos="4580"/>
+          <w:tab w:val="left" w:pos="5496"/>
+          <w:tab w:val="left" w:pos="6412"/>
+          <w:tab w:val="left" w:pos="7328"/>
+          <w:tab w:val="left" w:pos="8244"/>
+          <w:tab w:val="left" w:pos="9160"/>
+          <w:tab w:val="left" w:pos="10076"/>
+          <w:tab w:val="left" w:pos="10992"/>
+          <w:tab w:val="left" w:pos="11908"/>
+          <w:tab w:val="left" w:pos="12824"/>
+          <w:tab w:val="left" w:pos="13740"/>
+          <w:tab w:val="left" w:pos="14656"/>
+        </w:tabs>
+        <w:spacing w:after="0" w:line="240" w:lineRule="auto"/>
+        <w:rPr>
+          <w:rFonts w:ascii="Courier New" w:eastAsia="Times New Roman" w:hAnsi="Courier New" w:cs="Courier New"/>
+          <w:sz w:val="20"/>
+          <w:lang w:eastAsia="en-IN"/>
+        </w:rPr>
+      </w:pPr>
+      <w:r>
+        <w:rPr>
+          <w:rFonts w:ascii="Courier New" w:eastAsia="Times New Roman" w:hAnsi="Courier New" w:cs="Courier New"/>
+          <w:sz w:val="20"/>
+          <w:lang w:eastAsia="en-IN"/>
+        </w:rPr>
+        <w:t>user = "admin"</w:t>
+      </w:r>
+    </w:p>
+    <w:p>
+      <w:pPr>
+        <w:tabs>
+          <w:tab w:val="left" w:pos="916"/>
+          <w:tab w:val="left" w:pos="1832"/>
+          <w:tab w:val="left" w:pos="2748"/>
+          <w:tab w:val="left" w:pos="3664"/>
+          <w:tab w:val="left" w:pos="4580"/>
+          <w:tab w:val="left" w:pos="5496"/>
+          <w:tab w:val="left" w:pos="6412"/>
+          <w:tab w:val="left" w:pos="7328"/>
+          <w:tab w:val="left" w:pos="8244"/>
+          <w:tab w:val="left" w:pos="9160"/>
+          <w:tab w:val="left" w:pos="10076"/>
+          <w:tab w:val="left" w:pos="10992"/>
+          <w:tab w:val="left" w:pos="11908"/>
+          <w:tab w:val="left" w:pos="12824"/>
+          <w:tab w:val="left" w:pos="13740"/>
+          <w:tab w:val="left" w:pos="14656"/>
+        </w:tabs>
+        <w:spacing w:after="0" w:line="240" w:lineRule="auto"/>
+        <w:rPr>
+          <w:rFonts w:ascii="Courier New" w:eastAsia="Times New Roman" w:hAnsi="Courier New" w:cs="Courier New"/>
+          <w:sz w:val="20"/>
+          <w:lang w:eastAsia="en-IN"/>
+        </w:rPr>
+      </w:pPr>
+      <w:r>
+        <w:rPr>
+          <w:rFonts w:ascii="Courier New" w:eastAsia="Times New Roman" w:hAnsi="Courier New" w:cs="Courier New"/>
+          <w:sz w:val="20"/>
+          <w:lang w:eastAsia="en-IN"/>
+        </w:rPr>
+        <w:t>password = "..."</w:t>
+      </w:r>
+    </w:p>
+    <w:p>
+      <w:pPr>
+        <w:tabs>
+          <w:tab w:val="left" w:pos="916"/>
+          <w:tab w:val="left" w:pos="1832"/>
+          <w:tab w:val="left" w:pos="2748"/>
+          <w:tab w:val="left" w:pos="3664"/>
+          <w:tab w:val="left" w:pos="4580"/>
+          <w:tab w:val="left" w:pos="5496"/>
+          <w:tab w:val="left" w:pos="6412"/>
+          <w:tab w:val="left" w:pos="7328"/>
+          <w:tab w:val="left" w:pos="8244"/>
+          <w:tab w:val="left" w:pos="9160"/>
+          <w:tab w:val="left" w:pos="10076"/>
+          <w:tab w:val="left" w:pos="10992"/>
+          <w:tab w:val="left" w:pos="11908"/>
+          <w:tab w:val="left" w:pos="12824"/>
+          <w:tab w:val="left" w:pos="13740"/>
+          <w:tab w:val="left" w:pos="14656"/>
+        </w:tabs>
+        <w:spacing w:after="0" w:line="240" w:lineRule="auto"/>
+        <w:rPr>
+          <w:rFonts w:ascii="Courier New" w:eastAsia="Times New Roman" w:hAnsi="Courier New" w:cs="Courier New"/>
+          <w:sz w:val="20"/>
+          <w:lang w:eastAsia="en-IN"/>
+        </w:rPr>
+      </w:pPr>
+      <w:r>
+        <w:rPr>
+          <w:rFonts w:ascii="Courier New" w:eastAsia="Times New Roman" w:hAnsi="Courier New" w:cs="Courier New"/>
+          <w:sz w:val="20"/>
+          <w:lang w:eastAsia="en-IN"/>
+        </w:rPr>
+        <w:t>database = "school_mgmt"</w:t>
+      </w:r>
+    </w:p>
+    <w:p>
+      <w:pPr>
+        <w:spacing w:before="100" w:beforeAutospacing="1" w:after="100" w:afterAutospacing="1" w:line="240" w:lineRule="auto"/>
+        <w:rPr>
+          <w:rFonts w:ascii="Times New Roman" w:eastAsia="Times New Roman" w:hAnsi="Times New Roman" w:cs="Times New Roman"/>
+          <w:sz w:val="24"/>
+          <w:szCs w:val="24"/>
+          <w:lang w:eastAsia="en-IN"/>
+        </w:rPr>
+      </w:pPr>
+      <w:r>
+        <w:rPr>
+          <w:rFonts w:ascii="Times New Roman" w:eastAsia="Times New Roman" w:hAnsi="Times New Roman" w:cs="Times New Roman"/>
+          <w:sz w:val="24"/>
+          <w:szCs w:val="24"/>
+          <w:lang w:eastAsia="en-IN"/>
+        </w:rPr>
+        <w:t>Your Streamlit app will connect instantly.</w:t>
+      </w:r>
+    </w:p>
+    <w:p>
+      <w:pPr>
+        <w:spacing w:before="100" w:beforeAutospacing="1" w:after="100" w:afterAutospacing="1" w:line="240" w:lineRule="auto"/>
+        <w:outlineLvl w:val="0"/>
+        <w:rPr>
+          <w:rFonts w:ascii="Times New Roman" w:eastAsia="Times New Roman" w:hAnsi="Times New Roman" w:cs="Times New Roman"/>
+          <w:b/>
+          <w:bCs/>
+          <w:kern w:val="36"/>
+          <w:sz w:val="48"/>
+          <w:szCs w:val="48"/>
+          <w:lang w:eastAsia="en-IN"/>
+        </w:rPr>
+      </w:pPr>
+      <w:r>
+        <w:rPr>
+          <w:rFonts w:ascii="Times New Roman" w:eastAsia="Times New Roman" w:hAnsi="Times New Roman" w:cs="Times New Roman"/>
+          <w:b/>
+          <w:bCs/>
+          <w:kern w:val="36"/>
+          <w:sz w:val="48"/>
+          <w:szCs w:val="48"/>
+          <w:lang w:eastAsia="en-IN"/>
+        </w:rPr>
+        <w:t>🧠 Which Option Should YOU Choose?</w:t>
+      </w:r>
+    </w:p>
+    <w:p>
+      <w:pPr>
+        <w:spacing w:before="100" w:beforeAutospacing="1" w:after="100" w:afterAutospacing="1" w:line="240" w:lineRule="auto"/>
+        <w:rPr>
+          <w:rFonts w:ascii="Times New Roman" w:eastAsia="Times New Roman" w:hAnsi="Times New Roman" w:cs="Times New Roman"/>
+          <w:sz w:val="24"/>
+          <w:szCs w:val="24"/>
+          <w:lang w:eastAsia="en-IN"/>
+        </w:rPr>
+      </w:pPr>
+      <w:r>
+        <w:rPr>
+          <w:rFonts w:ascii="Times New Roman" w:eastAsia="Times New Roman" w:hAnsi="Times New Roman" w:cs="Times New Roman"/>
+          <w:sz w:val="24"/>
+          <w:szCs w:val="24"/>
+          <w:lang w:eastAsia="en-IN"/>
+        </w:rPr>
+        <w:t>Given your school ERP, dashboards, and multi</w:t>
+      </w:r>
+      <w:r>
+        <w:rPr>
+          <w:rFonts w:ascii="Times New Roman" w:eastAsia="Times New Roman" w:hAnsi="Times New Roman" w:cs="Times New Roman"/>
+          <w:sz w:val="24"/>
+          <w:szCs w:val="24"/>
+          <w:lang w:eastAsia="en-IN"/>
+        </w:rPr>
+        <w:noBreakHyphen/>
+        <w:t>role system:</w:t>
+      </w:r>
+    </w:p>
+    <w:p>
+      <w:pPr>
+        <w:spacing w:before="100" w:beforeAutospacing="1" w:after="100" w:afterAutospacing="1" w:line="240" w:lineRule="auto"/>
+        <w:outlineLvl w:val="2"/>
+        <w:rPr>
+          <w:rFonts w:ascii="Times New Roman" w:eastAsia="Times New Roman" w:hAnsi="Times New Roman" w:cs="Times New Roman"/>
+          <w:b/>
+          <w:bCs/>
+          <w:sz w:val="27"/>
+          <w:szCs w:val="27"/>
+          <w:lang w:eastAsia="en-IN"/>
+        </w:rPr>
+      </w:pPr>
+      <w:r>
+        <w:rPr>
+          <w:rFonts w:ascii="Segoe UI Symbol" w:eastAsia="Times New Roman" w:hAnsi="Segoe UI Symbol" w:cs="Segoe UI Symbol"/>
+          <w:b/>
+          <w:bCs/>
+          <w:sz w:val="27"/>
+          <w:szCs w:val="27"/>
+          <w:lang w:eastAsia="en-IN"/>
+        </w:rPr>
+        <w:t>✔</w:t>
+      </w:r>
+      <w:r>
+        <w:rPr>
+          <w:rFonts w:ascii="Times New Roman" w:eastAsia="Times New Roman" w:hAnsi="Times New Roman" w:cs="Times New Roman"/>
+          <w:b/>
+          <w:bCs/>
+          <w:sz w:val="27"/>
+          <w:szCs w:val="27"/>
+          <w:lang w:eastAsia="en-IN"/>
+        </w:rPr>
+        <w:t xml:space="preserve"> For development</w:t>
+      </w:r>
+    </w:p>
+    <w:p>
+      <w:pPr>
+        <w:spacing w:before="100" w:beforeAutospacing="1" w:after="100" w:afterAutospacing="1" w:line="240" w:lineRule="auto"/>
+        <w:rPr>
+          <w:rFonts w:ascii="Times New Roman" w:eastAsia="Times New Roman" w:hAnsi="Times New Roman" w:cs="Times New Roman"/>
+          <w:sz w:val="24"/>
+          <w:szCs w:val="24"/>
+          <w:lang w:eastAsia="en-IN"/>
+        </w:rPr>
+      </w:pPr>
+      <w:r>
+        <w:rPr>
+          <w:rFonts w:ascii="Times New Roman" w:eastAsia="Times New Roman" w:hAnsi="Times New Roman" w:cs="Times New Roman"/>
+          <w:sz w:val="24"/>
+          <w:szCs w:val="24"/>
+          <w:lang w:eastAsia="en-IN"/>
+        </w:rPr>
+        <w:lastRenderedPageBreak/>
+        <w:t xml:space="preserve">Use </w:t>
+      </w:r>
+      <w:r>
+        <w:rPr>
+          <w:rFonts w:ascii="Times New Roman" w:eastAsia="Times New Roman" w:hAnsi="Times New Roman" w:cs="Times New Roman"/>
+          <w:b/>
+          <w:bCs/>
+          <w:sz w:val="24"/>
+          <w:szCs w:val="24"/>
+          <w:lang w:eastAsia="en-IN"/>
+        </w:rPr>
+        <w:t>Cloudflare Tunnel</w:t>
+      </w:r>
+      <w:r>
+        <w:rPr>
+          <w:rFonts w:ascii="Times New Roman" w:eastAsia="Times New Roman" w:hAnsi="Times New Roman" w:cs="Times New Roman"/>
+          <w:sz w:val="24"/>
+          <w:szCs w:val="24"/>
+          <w:lang w:eastAsia="en-IN"/>
+        </w:rPr>
+        <w:t xml:space="preserve"> — safe and fast.</w:t>
+      </w:r>
+    </w:p>
+    <w:p>
+      <w:pPr>
+        <w:spacing w:before="100" w:beforeAutospacing="1" w:after="100" w:afterAutospacing="1" w:line="240" w:lineRule="auto"/>
+        <w:outlineLvl w:val="2"/>
+        <w:rPr>
+          <w:rFonts w:ascii="Times New Roman" w:eastAsia="Times New Roman" w:hAnsi="Times New Roman" w:cs="Times New Roman"/>
+          <w:b/>
+          <w:bCs/>
+          <w:sz w:val="27"/>
+          <w:szCs w:val="27"/>
+          <w:lang w:eastAsia="en-IN"/>
+        </w:rPr>
+      </w:pPr>
+      <w:r>
+        <w:rPr>
+          <w:rFonts w:ascii="Segoe UI Symbol" w:eastAsia="Times New Roman" w:hAnsi="Segoe UI Symbol" w:cs="Segoe UI Symbol"/>
+          <w:b/>
+          <w:bCs/>
+          <w:sz w:val="27"/>
+          <w:szCs w:val="27"/>
+          <w:lang w:eastAsia="en-IN"/>
+        </w:rPr>
+        <w:t>✔</w:t>
+      </w:r>
+      <w:r>
+        <w:rPr>
+          <w:rFonts w:ascii="Times New Roman" w:eastAsia="Times New Roman" w:hAnsi="Times New Roman" w:cs="Times New Roman"/>
+          <w:b/>
+          <w:bCs/>
+          <w:sz w:val="27"/>
+          <w:szCs w:val="27"/>
+          <w:lang w:eastAsia="en-IN"/>
+        </w:rPr>
+        <w:t xml:space="preserve"> For production</w:t>
+      </w:r>
+    </w:p>
+    <w:p>
+      <w:pPr>
+        <w:spacing w:before="100" w:beforeAutospacing="1" w:after="100" w:afterAutospacing="1" w:line="240" w:lineRule="auto"/>
+        <w:rPr>
+          <w:rFonts w:ascii="Times New Roman" w:eastAsia="Times New Roman" w:hAnsi="Times New Roman" w:cs="Times New Roman"/>
+          <w:sz w:val="24"/>
+          <w:szCs w:val="24"/>
+          <w:lang w:eastAsia="en-IN"/>
+        </w:rPr>
+      </w:pPr>
+      <w:r>
+        <w:rPr>
+          <w:rFonts w:ascii="Times New Roman" w:eastAsia="Times New Roman" w:hAnsi="Times New Roman" w:cs="Times New Roman"/>
+          <w:sz w:val="24"/>
+          <w:szCs w:val="24"/>
+          <w:lang w:eastAsia="en-IN"/>
+        </w:rPr>
+        <w:t xml:space="preserve">Move MySQL to a </w:t>
+      </w:r>
+      <w:r>
+        <w:rPr>
+          <w:rFonts w:ascii="Times New Roman" w:eastAsia="Times New Roman" w:hAnsi="Times New Roman" w:cs="Times New Roman"/>
+          <w:b/>
+          <w:bCs/>
+          <w:sz w:val="24"/>
+          <w:szCs w:val="24"/>
+          <w:lang w:eastAsia="en-IN"/>
+        </w:rPr>
+        <w:t>cloud database</w:t>
+      </w:r>
+      <w:r>
+        <w:rPr>
+          <w:rFonts w:ascii="Times New Roman" w:eastAsia="Times New Roman" w:hAnsi="Times New Roman" w:cs="Times New Roman"/>
+          <w:sz w:val="24"/>
+          <w:szCs w:val="24"/>
+          <w:lang w:eastAsia="en-IN"/>
+        </w:rPr>
+        <w:t>. Your ERP will be stable, secure, and globally accessible.</w:t>
+      </w:r>
+    </w:p>
+    <w:p>
+      <w:pPr>
+        <w:spacing w:before="100" w:beforeAutospacing="1" w:after="100" w:afterAutospacing="1" w:line="240" w:lineRule="auto"/>
+        <w:outlineLvl w:val="2"/>
+        <w:rPr>
+          <w:rFonts w:ascii="Times New Roman" w:eastAsia="Times New Roman" w:hAnsi="Times New Roman" w:cs="Times New Roman"/>
+          <w:b/>
+          <w:bCs/>
+          <w:sz w:val="27"/>
+          <w:szCs w:val="27"/>
+          <w:lang w:eastAsia="en-IN"/>
+        </w:rPr>
+      </w:pPr>
+      <w:r>
+        <w:rPr>
+          <w:rFonts w:ascii="Segoe UI Symbol" w:eastAsia="Times New Roman" w:hAnsi="Segoe UI Symbol" w:cs="Segoe UI Symbol"/>
+          <w:b/>
+          <w:bCs/>
+          <w:sz w:val="27"/>
+          <w:szCs w:val="27"/>
+          <w:lang w:eastAsia="en-IN"/>
+        </w:rPr>
+        <w:t>❌</w:t>
+      </w:r>
+      <w:r>
+        <w:rPr>
+          <w:rFonts w:ascii="Times New Roman" w:eastAsia="Times New Roman" w:hAnsi="Times New Roman" w:cs="Times New Roman"/>
+          <w:b/>
+          <w:bCs/>
+          <w:sz w:val="27"/>
+          <w:szCs w:val="27"/>
+          <w:lang w:eastAsia="en-IN"/>
+        </w:rPr>
+        <w:t xml:space="preserve"> Avoid exposing WAMP directly</w:t>
+      </w:r>
+    </w:p>
+    <w:p>
+      <w:pPr>
+        <w:spacing w:before="100" w:beforeAutospacing="1" w:after="100" w:afterAutospacing="1" w:line="240" w:lineRule="auto"/>
+        <w:rPr>
+          <w:rFonts w:ascii="Times New Roman" w:eastAsia="Times New Roman" w:hAnsi="Times New Roman" w:cs="Times New Roman"/>
+          <w:sz w:val="24"/>
+          <w:szCs w:val="24"/>
+          <w:lang w:eastAsia="en-IN"/>
+        </w:rPr>
+      </w:pPr>
+      <w:r>
+        <w:rPr>
+          <w:rFonts w:ascii="Times New Roman" w:eastAsia="Times New Roman" w:hAnsi="Times New Roman" w:cs="Times New Roman"/>
+          <w:sz w:val="24"/>
+          <w:szCs w:val="24"/>
+          <w:lang w:eastAsia="en-IN"/>
+        </w:rPr>
+        <w:t>It’s insecure and fragile.</w:t>
+      </w:r>
+    </w:p>
+    <w:p>
+      <w:pPr>
+        <w:spacing w:before="100" w:beforeAutospacing="1" w:after="100" w:afterAutospacing="1" w:line="240" w:lineRule="auto"/>
+        <w:outlineLvl w:val="0"/>
+        <w:rPr>
+          <w:rFonts w:ascii="Times New Roman" w:eastAsia="Times New Roman" w:hAnsi="Times New Roman" w:cs="Times New Roman"/>
+          <w:b/>
+          <w:bCs/>
+          <w:kern w:val="36"/>
+          <w:sz w:val="48"/>
+          <w:szCs w:val="48"/>
+          <w:lang w:eastAsia="en-IN"/>
+        </w:rPr>
+      </w:pPr>
+      <w:r>
+        <w:rPr>
+          <w:rFonts w:ascii="Times New Roman" w:eastAsia="Times New Roman" w:hAnsi="Times New Roman" w:cs="Times New Roman"/>
+          <w:b/>
+          <w:bCs/>
+          <w:kern w:val="36"/>
+          <w:sz w:val="48"/>
+          <w:szCs w:val="48"/>
+          <w:lang w:eastAsia="en-IN"/>
+        </w:rPr>
+        <w:t>If you want, I can help you:</w:t>
+      </w:r>
+    </w:p>
+    <w:p>
+      <w:pPr>
+        <w:numPr>
+          <w:ilvl w:val="0"/>
+          <w:numId w:val="7"/>
+        </w:numPr>
+        <w:spacing w:before="100" w:beforeAutospacing="1" w:after="100" w:afterAutospacing="1" w:line="240" w:lineRule="auto"/>
+        <w:rPr>
+          <w:rFonts w:ascii="Times New Roman" w:eastAsia="Times New Roman" w:hAnsi="Times New Roman" w:cs="Times New Roman"/>
+          <w:sz w:val="24"/>
+          <w:szCs w:val="24"/>
+          <w:lang w:eastAsia="en-IN"/>
+        </w:rPr>
+      </w:pPr>
+      <w:r>
+        <w:rPr>
+          <w:rFonts w:ascii="Times New Roman" w:eastAsia="Times New Roman" w:hAnsi="Times New Roman" w:cs="Times New Roman"/>
+          <w:sz w:val="24"/>
+          <w:szCs w:val="24"/>
+          <w:lang w:eastAsia="en-IN"/>
+        </w:rPr>
+        <w:t>Set up Cloudflare Tunnel</w:t>
+      </w:r>
+    </w:p>
+    <w:p>
+      <w:pPr>
+        <w:numPr>
+          <w:ilvl w:val="0"/>
+          <w:numId w:val="7"/>
+        </w:numPr>
+        <w:spacing w:before="100" w:beforeAutospacing="1" w:after="100" w:afterAutospacing="1" w:line="240" w:lineRule="auto"/>
+        <w:rPr>
+          <w:rFonts w:ascii="Times New Roman" w:eastAsia="Times New Roman" w:hAnsi="Times New Roman" w:cs="Times New Roman"/>
+          <w:sz w:val="24"/>
+          <w:szCs w:val="24"/>
+          <w:lang w:eastAsia="en-IN"/>
+        </w:rPr>
+      </w:pPr>
+      <w:r>
+        <w:rPr>
+          <w:rFonts w:ascii="Times New Roman" w:eastAsia="Times New Roman" w:hAnsi="Times New Roman" w:cs="Times New Roman"/>
+          <w:sz w:val="24"/>
+          <w:szCs w:val="24"/>
+          <w:lang w:eastAsia="en-IN"/>
+        </w:rPr>
+        <w:t>Migrate your WAMP MySQL database to a cloud provider</w:t>
+      </w:r>
+    </w:p>
+    <w:p>
+      <w:pPr>
+        <w:numPr>
+          <w:ilvl w:val="0"/>
+          <w:numId w:val="7"/>
+        </w:numPr>
+        <w:spacing w:before="100" w:beforeAutospacing="1" w:after="100" w:afterAutospacing="1" w:line="240" w:lineRule="auto"/>
+        <w:rPr>
+          <w:rFonts w:ascii="Times New Roman" w:eastAsia="Times New Roman" w:hAnsi="Times New Roman" w:cs="Times New Roman"/>
+          <w:sz w:val="24"/>
+          <w:szCs w:val="24"/>
+          <w:lang w:eastAsia="en-IN"/>
+        </w:rPr>
+      </w:pPr>
+      <w:r>
+        <w:rPr>
+          <w:rFonts w:ascii="Times New Roman" w:eastAsia="Times New Roman" w:hAnsi="Times New Roman" w:cs="Times New Roman"/>
+          <w:sz w:val="24"/>
+          <w:szCs w:val="24"/>
+          <w:lang w:eastAsia="en-IN"/>
+        </w:rPr>
+        <w:t xml:space="preserve">Generate a secure </w:t>
+      </w:r>
+      <w:r>
+        <w:rPr>
+          <w:rFonts w:ascii="Courier New" w:eastAsia="Times New Roman" w:hAnsi="Courier New" w:cs="Courier New"/>
+          <w:sz w:val="20"/>
+          <w:lang w:eastAsia="en-IN"/>
+        </w:rPr>
+        <w:t>.sql</w:t>
+      </w:r>
+      <w:r>
+        <w:rPr>
+          <w:rFonts w:ascii="Times New Roman" w:eastAsia="Times New Roman" w:hAnsi="Times New Roman" w:cs="Times New Roman"/>
+          <w:sz w:val="24"/>
+          <w:szCs w:val="24"/>
+          <w:lang w:eastAsia="en-IN"/>
+        </w:rPr>
+        <w:t xml:space="preserve"> export/import workflow</w:t>
+      </w:r>
+    </w:p>
+    <w:p>
+      <w:pPr>
+        <w:numPr>
+          <w:ilvl w:val="0"/>
+          <w:numId w:val="7"/>
+        </w:numPr>
+        <w:spacing w:before="100" w:beforeAutospacing="1" w:after="100" w:afterAutospacing="1" w:line="240" w:lineRule="auto"/>
+        <w:rPr>
+          <w:rFonts w:ascii="Times New Roman" w:eastAsia="Times New Roman" w:hAnsi="Times New Roman" w:cs="Times New Roman"/>
+          <w:sz w:val="24"/>
+          <w:szCs w:val="24"/>
+          <w:lang w:eastAsia="en-IN"/>
+        </w:rPr>
+      </w:pPr>
+      <w:r>
+        <w:rPr>
+          <w:rFonts w:ascii="Times New Roman" w:eastAsia="Times New Roman" w:hAnsi="Times New Roman" w:cs="Times New Roman"/>
+          <w:sz w:val="24"/>
+          <w:szCs w:val="24"/>
+          <w:lang w:eastAsia="en-IN"/>
+        </w:rPr>
+        <w:t>Configure Streamlit secrets for cloud deployment</w:t>
+      </w:r>
+    </w:p>
+    <w:p>
+      <w:pPr>
+        <w:numPr>
+          <w:ilvl w:val="0"/>
+          <w:numId w:val="7"/>
+        </w:numPr>
+        <w:spacing w:before="100" w:beforeAutospacing="1" w:after="100" w:afterAutospacing="1" w:line="240" w:lineRule="auto"/>
+        <w:rPr>
+          <w:rFonts w:ascii="Times New Roman" w:eastAsia="Times New Roman" w:hAnsi="Times New Roman" w:cs="Times New Roman"/>
+          <w:sz w:val="24"/>
+          <w:szCs w:val="24"/>
+          <w:lang w:eastAsia="en-IN"/>
+        </w:rPr>
+      </w:pPr>
+      <w:r>
+        <w:rPr>
+          <w:rFonts w:ascii="Times New Roman" w:eastAsia="Times New Roman" w:hAnsi="Times New Roman" w:cs="Times New Roman"/>
+          <w:sz w:val="24"/>
+          <w:szCs w:val="24"/>
+          <w:lang w:eastAsia="en-IN"/>
+        </w:rPr>
+        <w:t>Build a production</w:t>
+      </w:r>
+      <w:r>
+        <w:rPr>
+          <w:rFonts w:ascii="Times New Roman" w:eastAsia="Times New Roman" w:hAnsi="Times New Roman" w:cs="Times New Roman"/>
+          <w:sz w:val="24"/>
+          <w:szCs w:val="24"/>
+          <w:lang w:eastAsia="en-IN"/>
+        </w:rPr>
+        <w:noBreakHyphen/>
+        <w:t>grade database architecture</w:t>
+      </w:r>
+    </w:p>
+    <w:p>
+      <w:pPr>
+        <w:spacing w:before="100" w:beforeAutospacing="1" w:after="100" w:afterAutospacing="1" w:line="240" w:lineRule="auto"/>
+        <w:rPr>
+          <w:rFonts w:ascii="Times New Roman" w:eastAsia="Times New Roman" w:hAnsi="Times New Roman" w:cs="Times New Roman"/>
+          <w:sz w:val="24"/>
+          <w:szCs w:val="24"/>
+          <w:lang w:eastAsia="en-IN"/>
+        </w:rPr>
+      </w:pPr>
+      <w:r>
+        <w:rPr>
+          <w:rFonts w:ascii="Times New Roman" w:eastAsia="Times New Roman" w:hAnsi="Times New Roman" w:cs="Times New Roman"/>
+          <w:sz w:val="24"/>
+          <w:szCs w:val="24"/>
+          <w:lang w:eastAsia="en-IN"/>
+        </w:rPr>
+        <w:t>Just tell me which path you want to take.</w:t>
+      </w:r>
+    </w:p>
+    <w:p>
+      <w:pPr>
         <w:shd w:val="clear" w:color="auto" w:fill="FFFFFF"/>
         <w:spacing w:after="0" w:line="285" w:lineRule="atLeast"/>
         <w:rPr>
@@ -52389,8 +55235,8 @@
       </w:pPr>
     </w:p>
     <w:sectPr>
-      <w:headerReference w:type="default" r:id="rId7"/>
-      <w:footerReference w:type="default" r:id="rId8"/>
+      <w:headerReference w:type="default" r:id="rId8"/>
+      <w:footerReference w:type="default" r:id="rId9"/>
       <w:pgSz w:w="11906" w:h="16838"/>
       <w:pgMar w:top="993" w:right="1440" w:bottom="1135" w:left="1440" w:header="709" w:footer="709" w:gutter="0"/>
       <w:cols w:space="708"/>
@@ -52532,7 +55378,7 @@
               <w:noProof/>
               <w:color w:val="FFFFFF" w:themeColor="background1"/>
             </w:rPr>
-            <w:t>32</w:t>
+            <w:t>35</w:t>
           </w:r>
           <w:r>
             <w:rPr>
@@ -52769,6 +55615,967 @@
     </w:pPr>
   </w:p>
 </w:hdr>
+</file>
+
+<file path=word/numbering.xml><?xml version="1.0" encoding="utf-8"?>
+<w:numbering xmlns:wpc="http://schemas.microsoft.com/office/word/2010/wordprocessingCanvas" xmlns:cx="http://schemas.microsoft.com/office/drawing/2014/chartex" xmlns:cx1="http://schemas.microsoft.com/office/drawing/2015/9/8/chartex" xmlns:mc="http://schemas.openxmlformats.org/markup-compatibility/2006" xmlns:o="urn:schemas-microsoft-com:office:office" xmlns:r="http://schemas.openxmlformats.org/officeDocument/2006/relationships" xmlns:m="http://schemas.openxmlformats.org/officeDocument/2006/math" xmlns:v="urn:schemas-microsoft-com:vml" xmlns:wp14="http://schemas.microsoft.com/office/word/2010/wordprocessingDrawing" xmlns:wp="http://schemas.openxmlformats.org/drawingml/2006/wordprocessingDrawing" xmlns:w10="urn:schemas-microsoft-com:office:word" xmlns:w="http://schemas.openxmlformats.org/wordprocessingml/2006/main" xmlns:w14="http://schemas.microsoft.com/office/word/2010/wordml" xmlns:w15="http://schemas.microsoft.com/office/word/2012/wordml" xmlns:w16se="http://schemas.microsoft.com/office/word/2015/wordml/symex" xmlns:wpg="http://schemas.microsoft.com/office/word/2010/wordprocessingGroup" xmlns:wpi="http://schemas.microsoft.com/office/word/2010/wordprocessingInk" xmlns:wne="http://schemas.microsoft.com/office/word/2006/wordml" xmlns:wps="http://schemas.microsoft.com/office/word/2010/wordprocessingShape" mc:Ignorable="w14 w15 w16se wp14">
+  <w:abstractNum w:abstractNumId="0" w15:restartNumberingAfterBreak="0">
+    <w:nsid w:val="1E491135"/>
+    <w:multiLevelType w:val="multilevel"/>
+    <w:tmpl w:val="8044312E"/>
+    <w:lvl w:ilvl="0">
+      <w:start w:val="1"/>
+      <w:numFmt w:val="bullet"/>
+      <w:lvlText w:val=""/>
+      <w:lvlJc w:val="left"/>
+      <w:pPr>
+        <w:tabs>
+          <w:tab w:val="num" w:pos="720"/>
+        </w:tabs>
+        <w:ind w:left="720" w:hanging="360"/>
+      </w:pPr>
+      <w:rPr>
+        <w:rFonts w:ascii="Symbol" w:hAnsi="Symbol" w:hint="default"/>
+        <w:sz w:val="20"/>
+      </w:rPr>
+    </w:lvl>
+    <w:lvl w:ilvl="1" w:tentative="1">
+      <w:start w:val="1"/>
+      <w:numFmt w:val="bullet"/>
+      <w:lvlText w:val="o"/>
+      <w:lvlJc w:val="left"/>
+      <w:pPr>
+        <w:tabs>
+          <w:tab w:val="num" w:pos="1440"/>
+        </w:tabs>
+        <w:ind w:left="1440" w:hanging="360"/>
+      </w:pPr>
+      <w:rPr>
+        <w:rFonts w:ascii="Courier New" w:hAnsi="Courier New" w:hint="default"/>
+        <w:sz w:val="20"/>
+      </w:rPr>
+    </w:lvl>
+    <w:lvl w:ilvl="2" w:tentative="1">
+      <w:start w:val="1"/>
+      <w:numFmt w:val="bullet"/>
+      <w:lvlText w:val=""/>
+      <w:lvlJc w:val="left"/>
+      <w:pPr>
+        <w:tabs>
+          <w:tab w:val="num" w:pos="2160"/>
+        </w:tabs>
+        <w:ind w:left="2160" w:hanging="360"/>
+      </w:pPr>
+      <w:rPr>
+        <w:rFonts w:ascii="Wingdings" w:hAnsi="Wingdings" w:hint="default"/>
+        <w:sz w:val="20"/>
+      </w:rPr>
+    </w:lvl>
+    <w:lvl w:ilvl="3" w:tentative="1">
+      <w:start w:val="1"/>
+      <w:numFmt w:val="bullet"/>
+      <w:lvlText w:val=""/>
+      <w:lvlJc w:val="left"/>
+      <w:pPr>
+        <w:tabs>
+          <w:tab w:val="num" w:pos="2880"/>
+        </w:tabs>
+        <w:ind w:left="2880" w:hanging="360"/>
+      </w:pPr>
+      <w:rPr>
+        <w:rFonts w:ascii="Wingdings" w:hAnsi="Wingdings" w:hint="default"/>
+        <w:sz w:val="20"/>
+      </w:rPr>
+    </w:lvl>
+    <w:lvl w:ilvl="4" w:tentative="1">
+      <w:start w:val="1"/>
+      <w:numFmt w:val="bullet"/>
+      <w:lvlText w:val=""/>
+      <w:lvlJc w:val="left"/>
+      <w:pPr>
+        <w:tabs>
+          <w:tab w:val="num" w:pos="3600"/>
+        </w:tabs>
+        <w:ind w:left="3600" w:hanging="360"/>
+      </w:pPr>
+      <w:rPr>
+        <w:rFonts w:ascii="Wingdings" w:hAnsi="Wingdings" w:hint="default"/>
+        <w:sz w:val="20"/>
+      </w:rPr>
+    </w:lvl>
+    <w:lvl w:ilvl="5" w:tentative="1">
+      <w:start w:val="1"/>
+      <w:numFmt w:val="bullet"/>
+      <w:lvlText w:val=""/>
+      <w:lvlJc w:val="left"/>
+      <w:pPr>
+        <w:tabs>
+          <w:tab w:val="num" w:pos="4320"/>
+        </w:tabs>
+        <w:ind w:left="4320" w:hanging="360"/>
+      </w:pPr>
+      <w:rPr>
+        <w:rFonts w:ascii="Wingdings" w:hAnsi="Wingdings" w:hint="default"/>
+        <w:sz w:val="20"/>
+      </w:rPr>
+    </w:lvl>
+    <w:lvl w:ilvl="6" w:tentative="1">
+      <w:start w:val="1"/>
+      <w:numFmt w:val="bullet"/>
+      <w:lvlText w:val=""/>
+      <w:lvlJc w:val="left"/>
+      <w:pPr>
+        <w:tabs>
+          <w:tab w:val="num" w:pos="5040"/>
+        </w:tabs>
+        <w:ind w:left="5040" w:hanging="360"/>
+      </w:pPr>
+      <w:rPr>
+        <w:rFonts w:ascii="Wingdings" w:hAnsi="Wingdings" w:hint="default"/>
+        <w:sz w:val="20"/>
+      </w:rPr>
+    </w:lvl>
+    <w:lvl w:ilvl="7" w:tentative="1">
+      <w:start w:val="1"/>
+      <w:numFmt w:val="bullet"/>
+      <w:lvlText w:val=""/>
+      <w:lvlJc w:val="left"/>
+      <w:pPr>
+        <w:tabs>
+          <w:tab w:val="num" w:pos="5760"/>
+        </w:tabs>
+        <w:ind w:left="5760" w:hanging="360"/>
+      </w:pPr>
+      <w:rPr>
+        <w:rFonts w:ascii="Wingdings" w:hAnsi="Wingdings" w:hint="default"/>
+        <w:sz w:val="20"/>
+      </w:rPr>
+    </w:lvl>
+    <w:lvl w:ilvl="8" w:tentative="1">
+      <w:start w:val="1"/>
+      <w:numFmt w:val="bullet"/>
+      <w:lvlText w:val=""/>
+      <w:lvlJc w:val="left"/>
+      <w:pPr>
+        <w:tabs>
+          <w:tab w:val="num" w:pos="6480"/>
+        </w:tabs>
+        <w:ind w:left="6480" w:hanging="360"/>
+      </w:pPr>
+      <w:rPr>
+        <w:rFonts w:ascii="Wingdings" w:hAnsi="Wingdings" w:hint="default"/>
+        <w:sz w:val="20"/>
+      </w:rPr>
+    </w:lvl>
+  </w:abstractNum>
+  <w:abstractNum w:abstractNumId="1" w15:restartNumberingAfterBreak="0">
+    <w:nsid w:val="290A2009"/>
+    <w:multiLevelType w:val="multilevel"/>
+    <w:tmpl w:val="4C82AC48"/>
+    <w:lvl w:ilvl="0">
+      <w:start w:val="4"/>
+      <w:numFmt w:val="decimal"/>
+      <w:lvlText w:val="%1."/>
+      <w:lvlJc w:val="left"/>
+      <w:pPr>
+        <w:tabs>
+          <w:tab w:val="num" w:pos="720"/>
+        </w:tabs>
+        <w:ind w:left="720" w:hanging="360"/>
+      </w:pPr>
+    </w:lvl>
+    <w:lvl w:ilvl="1" w:tentative="1">
+      <w:start w:val="1"/>
+      <w:numFmt w:val="decimal"/>
+      <w:lvlText w:val="%2."/>
+      <w:lvlJc w:val="left"/>
+      <w:pPr>
+        <w:tabs>
+          <w:tab w:val="num" w:pos="1440"/>
+        </w:tabs>
+        <w:ind w:left="1440" w:hanging="360"/>
+      </w:pPr>
+    </w:lvl>
+    <w:lvl w:ilvl="2" w:tentative="1">
+      <w:start w:val="1"/>
+      <w:numFmt w:val="decimal"/>
+      <w:lvlText w:val="%3."/>
+      <w:lvlJc w:val="left"/>
+      <w:pPr>
+        <w:tabs>
+          <w:tab w:val="num" w:pos="2160"/>
+        </w:tabs>
+        <w:ind w:left="2160" w:hanging="360"/>
+      </w:pPr>
+    </w:lvl>
+    <w:lvl w:ilvl="3" w:tentative="1">
+      <w:start w:val="1"/>
+      <w:numFmt w:val="decimal"/>
+      <w:lvlText w:val="%4."/>
+      <w:lvlJc w:val="left"/>
+      <w:pPr>
+        <w:tabs>
+          <w:tab w:val="num" w:pos="2880"/>
+        </w:tabs>
+        <w:ind w:left="2880" w:hanging="360"/>
+      </w:pPr>
+    </w:lvl>
+    <w:lvl w:ilvl="4" w:tentative="1">
+      <w:start w:val="1"/>
+      <w:numFmt w:val="decimal"/>
+      <w:lvlText w:val="%5."/>
+      <w:lvlJc w:val="left"/>
+      <w:pPr>
+        <w:tabs>
+          <w:tab w:val="num" w:pos="3600"/>
+        </w:tabs>
+        <w:ind w:left="3600" w:hanging="360"/>
+      </w:pPr>
+    </w:lvl>
+    <w:lvl w:ilvl="5" w:tentative="1">
+      <w:start w:val="1"/>
+      <w:numFmt w:val="decimal"/>
+      <w:lvlText w:val="%6."/>
+      <w:lvlJc w:val="left"/>
+      <w:pPr>
+        <w:tabs>
+          <w:tab w:val="num" w:pos="4320"/>
+        </w:tabs>
+        <w:ind w:left="4320" w:hanging="360"/>
+      </w:pPr>
+    </w:lvl>
+    <w:lvl w:ilvl="6" w:tentative="1">
+      <w:start w:val="1"/>
+      <w:numFmt w:val="decimal"/>
+      <w:lvlText w:val="%7."/>
+      <w:lvlJc w:val="left"/>
+      <w:pPr>
+        <w:tabs>
+          <w:tab w:val="num" w:pos="5040"/>
+        </w:tabs>
+        <w:ind w:left="5040" w:hanging="360"/>
+      </w:pPr>
+    </w:lvl>
+    <w:lvl w:ilvl="7" w:tentative="1">
+      <w:start w:val="1"/>
+      <w:numFmt w:val="decimal"/>
+      <w:lvlText w:val="%8."/>
+      <w:lvlJc w:val="left"/>
+      <w:pPr>
+        <w:tabs>
+          <w:tab w:val="num" w:pos="5760"/>
+        </w:tabs>
+        <w:ind w:left="5760" w:hanging="360"/>
+      </w:pPr>
+    </w:lvl>
+    <w:lvl w:ilvl="8" w:tentative="1">
+      <w:start w:val="1"/>
+      <w:numFmt w:val="decimal"/>
+      <w:lvlText w:val="%9."/>
+      <w:lvlJc w:val="left"/>
+      <w:pPr>
+        <w:tabs>
+          <w:tab w:val="num" w:pos="6480"/>
+        </w:tabs>
+        <w:ind w:left="6480" w:hanging="360"/>
+      </w:pPr>
+    </w:lvl>
+  </w:abstractNum>
+  <w:abstractNum w:abstractNumId="2" w15:restartNumberingAfterBreak="0">
+    <w:nsid w:val="3CFD7848"/>
+    <w:multiLevelType w:val="multilevel"/>
+    <w:tmpl w:val="693E0596"/>
+    <w:lvl w:ilvl="0">
+      <w:start w:val="5"/>
+      <w:numFmt w:val="decimal"/>
+      <w:lvlText w:val="%1."/>
+      <w:lvlJc w:val="left"/>
+      <w:pPr>
+        <w:tabs>
+          <w:tab w:val="num" w:pos="720"/>
+        </w:tabs>
+        <w:ind w:left="720" w:hanging="360"/>
+      </w:pPr>
+    </w:lvl>
+    <w:lvl w:ilvl="1" w:tentative="1">
+      <w:start w:val="1"/>
+      <w:numFmt w:val="decimal"/>
+      <w:lvlText w:val="%2."/>
+      <w:lvlJc w:val="left"/>
+      <w:pPr>
+        <w:tabs>
+          <w:tab w:val="num" w:pos="1440"/>
+        </w:tabs>
+        <w:ind w:left="1440" w:hanging="360"/>
+      </w:pPr>
+    </w:lvl>
+    <w:lvl w:ilvl="2" w:tentative="1">
+      <w:start w:val="1"/>
+      <w:numFmt w:val="decimal"/>
+      <w:lvlText w:val="%3."/>
+      <w:lvlJc w:val="left"/>
+      <w:pPr>
+        <w:tabs>
+          <w:tab w:val="num" w:pos="2160"/>
+        </w:tabs>
+        <w:ind w:left="2160" w:hanging="360"/>
+      </w:pPr>
+    </w:lvl>
+    <w:lvl w:ilvl="3" w:tentative="1">
+      <w:start w:val="1"/>
+      <w:numFmt w:val="decimal"/>
+      <w:lvlText w:val="%4."/>
+      <w:lvlJc w:val="left"/>
+      <w:pPr>
+        <w:tabs>
+          <w:tab w:val="num" w:pos="2880"/>
+        </w:tabs>
+        <w:ind w:left="2880" w:hanging="360"/>
+      </w:pPr>
+    </w:lvl>
+    <w:lvl w:ilvl="4" w:tentative="1">
+      <w:start w:val="1"/>
+      <w:numFmt w:val="decimal"/>
+      <w:lvlText w:val="%5."/>
+      <w:lvlJc w:val="left"/>
+      <w:pPr>
+        <w:tabs>
+          <w:tab w:val="num" w:pos="3600"/>
+        </w:tabs>
+        <w:ind w:left="3600" w:hanging="360"/>
+      </w:pPr>
+    </w:lvl>
+    <w:lvl w:ilvl="5" w:tentative="1">
+      <w:start w:val="1"/>
+      <w:numFmt w:val="decimal"/>
+      <w:lvlText w:val="%6."/>
+      <w:lvlJc w:val="left"/>
+      <w:pPr>
+        <w:tabs>
+          <w:tab w:val="num" w:pos="4320"/>
+        </w:tabs>
+        <w:ind w:left="4320" w:hanging="360"/>
+      </w:pPr>
+    </w:lvl>
+    <w:lvl w:ilvl="6" w:tentative="1">
+      <w:start w:val="1"/>
+      <w:numFmt w:val="decimal"/>
+      <w:lvlText w:val="%7."/>
+      <w:lvlJc w:val="left"/>
+      <w:pPr>
+        <w:tabs>
+          <w:tab w:val="num" w:pos="5040"/>
+        </w:tabs>
+        <w:ind w:left="5040" w:hanging="360"/>
+      </w:pPr>
+    </w:lvl>
+    <w:lvl w:ilvl="7" w:tentative="1">
+      <w:start w:val="1"/>
+      <w:numFmt w:val="decimal"/>
+      <w:lvlText w:val="%8."/>
+      <w:lvlJc w:val="left"/>
+      <w:pPr>
+        <w:tabs>
+          <w:tab w:val="num" w:pos="5760"/>
+        </w:tabs>
+        <w:ind w:left="5760" w:hanging="360"/>
+      </w:pPr>
+    </w:lvl>
+    <w:lvl w:ilvl="8" w:tentative="1">
+      <w:start w:val="1"/>
+      <w:numFmt w:val="decimal"/>
+      <w:lvlText w:val="%9."/>
+      <w:lvlJc w:val="left"/>
+      <w:pPr>
+        <w:tabs>
+          <w:tab w:val="num" w:pos="6480"/>
+        </w:tabs>
+        <w:ind w:left="6480" w:hanging="360"/>
+      </w:pPr>
+    </w:lvl>
+  </w:abstractNum>
+  <w:abstractNum w:abstractNumId="3" w15:restartNumberingAfterBreak="0">
+    <w:nsid w:val="3DC15334"/>
+    <w:multiLevelType w:val="multilevel"/>
+    <w:tmpl w:val="547A5818"/>
+    <w:lvl w:ilvl="0">
+      <w:start w:val="1"/>
+      <w:numFmt w:val="bullet"/>
+      <w:lvlText w:val=""/>
+      <w:lvlJc w:val="left"/>
+      <w:pPr>
+        <w:tabs>
+          <w:tab w:val="num" w:pos="720"/>
+        </w:tabs>
+        <w:ind w:left="720" w:hanging="360"/>
+      </w:pPr>
+      <w:rPr>
+        <w:rFonts w:ascii="Symbol" w:hAnsi="Symbol" w:hint="default"/>
+        <w:sz w:val="20"/>
+      </w:rPr>
+    </w:lvl>
+    <w:lvl w:ilvl="1" w:tentative="1">
+      <w:start w:val="1"/>
+      <w:numFmt w:val="bullet"/>
+      <w:lvlText w:val="o"/>
+      <w:lvlJc w:val="left"/>
+      <w:pPr>
+        <w:tabs>
+          <w:tab w:val="num" w:pos="1440"/>
+        </w:tabs>
+        <w:ind w:left="1440" w:hanging="360"/>
+      </w:pPr>
+      <w:rPr>
+        <w:rFonts w:ascii="Courier New" w:hAnsi="Courier New" w:hint="default"/>
+        <w:sz w:val="20"/>
+      </w:rPr>
+    </w:lvl>
+    <w:lvl w:ilvl="2" w:tentative="1">
+      <w:start w:val="1"/>
+      <w:numFmt w:val="bullet"/>
+      <w:lvlText w:val=""/>
+      <w:lvlJc w:val="left"/>
+      <w:pPr>
+        <w:tabs>
+          <w:tab w:val="num" w:pos="2160"/>
+        </w:tabs>
+        <w:ind w:left="2160" w:hanging="360"/>
+      </w:pPr>
+      <w:rPr>
+        <w:rFonts w:ascii="Wingdings" w:hAnsi="Wingdings" w:hint="default"/>
+        <w:sz w:val="20"/>
+      </w:rPr>
+    </w:lvl>
+    <w:lvl w:ilvl="3" w:tentative="1">
+      <w:start w:val="1"/>
+      <w:numFmt w:val="bullet"/>
+      <w:lvlText w:val=""/>
+      <w:lvlJc w:val="left"/>
+      <w:pPr>
+        <w:tabs>
+          <w:tab w:val="num" w:pos="2880"/>
+        </w:tabs>
+        <w:ind w:left="2880" w:hanging="360"/>
+      </w:pPr>
+      <w:rPr>
+        <w:rFonts w:ascii="Wingdings" w:hAnsi="Wingdings" w:hint="default"/>
+        <w:sz w:val="20"/>
+      </w:rPr>
+    </w:lvl>
+    <w:lvl w:ilvl="4" w:tentative="1">
+      <w:start w:val="1"/>
+      <w:numFmt w:val="bullet"/>
+      <w:lvlText w:val=""/>
+      <w:lvlJc w:val="left"/>
+      <w:pPr>
+        <w:tabs>
+          <w:tab w:val="num" w:pos="3600"/>
+        </w:tabs>
+        <w:ind w:left="3600" w:hanging="360"/>
+      </w:pPr>
+      <w:rPr>
+        <w:rFonts w:ascii="Wingdings" w:hAnsi="Wingdings" w:hint="default"/>
+        <w:sz w:val="20"/>
+      </w:rPr>
+    </w:lvl>
+    <w:lvl w:ilvl="5" w:tentative="1">
+      <w:start w:val="1"/>
+      <w:numFmt w:val="bullet"/>
+      <w:lvlText w:val=""/>
+      <w:lvlJc w:val="left"/>
+      <w:pPr>
+        <w:tabs>
+          <w:tab w:val="num" w:pos="4320"/>
+        </w:tabs>
+        <w:ind w:left="4320" w:hanging="360"/>
+      </w:pPr>
+      <w:rPr>
+        <w:rFonts w:ascii="Wingdings" w:hAnsi="Wingdings" w:hint="default"/>
+        <w:sz w:val="20"/>
+      </w:rPr>
+    </w:lvl>
+    <w:lvl w:ilvl="6" w:tentative="1">
+      <w:start w:val="1"/>
+      <w:numFmt w:val="bullet"/>
+      <w:lvlText w:val=""/>
+      <w:lvlJc w:val="left"/>
+      <w:pPr>
+        <w:tabs>
+          <w:tab w:val="num" w:pos="5040"/>
+        </w:tabs>
+        <w:ind w:left="5040" w:hanging="360"/>
+      </w:pPr>
+      <w:rPr>
+        <w:rFonts w:ascii="Wingdings" w:hAnsi="Wingdings" w:hint="default"/>
+        <w:sz w:val="20"/>
+      </w:rPr>
+    </w:lvl>
+    <w:lvl w:ilvl="7" w:tentative="1">
+      <w:start w:val="1"/>
+      <w:numFmt w:val="bullet"/>
+      <w:lvlText w:val=""/>
+      <w:lvlJc w:val="left"/>
+      <w:pPr>
+        <w:tabs>
+          <w:tab w:val="num" w:pos="5760"/>
+        </w:tabs>
+        <w:ind w:left="5760" w:hanging="360"/>
+      </w:pPr>
+      <w:rPr>
+        <w:rFonts w:ascii="Wingdings" w:hAnsi="Wingdings" w:hint="default"/>
+        <w:sz w:val="20"/>
+      </w:rPr>
+    </w:lvl>
+    <w:lvl w:ilvl="8" w:tentative="1">
+      <w:start w:val="1"/>
+      <w:numFmt w:val="bullet"/>
+      <w:lvlText w:val=""/>
+      <w:lvlJc w:val="left"/>
+      <w:pPr>
+        <w:tabs>
+          <w:tab w:val="num" w:pos="6480"/>
+        </w:tabs>
+        <w:ind w:left="6480" w:hanging="360"/>
+      </w:pPr>
+      <w:rPr>
+        <w:rFonts w:ascii="Wingdings" w:hAnsi="Wingdings" w:hint="default"/>
+        <w:sz w:val="20"/>
+      </w:rPr>
+    </w:lvl>
+  </w:abstractNum>
+  <w:abstractNum w:abstractNumId="4" w15:restartNumberingAfterBreak="0">
+    <w:nsid w:val="45052643"/>
+    <w:multiLevelType w:val="multilevel"/>
+    <w:tmpl w:val="FE8851B0"/>
+    <w:lvl w:ilvl="0">
+      <w:start w:val="1"/>
+      <w:numFmt w:val="bullet"/>
+      <w:lvlText w:val=""/>
+      <w:lvlJc w:val="left"/>
+      <w:pPr>
+        <w:tabs>
+          <w:tab w:val="num" w:pos="720"/>
+        </w:tabs>
+        <w:ind w:left="720" w:hanging="360"/>
+      </w:pPr>
+      <w:rPr>
+        <w:rFonts w:ascii="Symbol" w:hAnsi="Symbol" w:hint="default"/>
+        <w:sz w:val="20"/>
+      </w:rPr>
+    </w:lvl>
+    <w:lvl w:ilvl="1" w:tentative="1">
+      <w:start w:val="1"/>
+      <w:numFmt w:val="bullet"/>
+      <w:lvlText w:val="o"/>
+      <w:lvlJc w:val="left"/>
+      <w:pPr>
+        <w:tabs>
+          <w:tab w:val="num" w:pos="1440"/>
+        </w:tabs>
+        <w:ind w:left="1440" w:hanging="360"/>
+      </w:pPr>
+      <w:rPr>
+        <w:rFonts w:ascii="Courier New" w:hAnsi="Courier New" w:hint="default"/>
+        <w:sz w:val="20"/>
+      </w:rPr>
+    </w:lvl>
+    <w:lvl w:ilvl="2" w:tentative="1">
+      <w:start w:val="1"/>
+      <w:numFmt w:val="bullet"/>
+      <w:lvlText w:val=""/>
+      <w:lvlJc w:val="left"/>
+      <w:pPr>
+        <w:tabs>
+          <w:tab w:val="num" w:pos="2160"/>
+        </w:tabs>
+        <w:ind w:left="2160" w:hanging="360"/>
+      </w:pPr>
+      <w:rPr>
+        <w:rFonts w:ascii="Wingdings" w:hAnsi="Wingdings" w:hint="default"/>
+        <w:sz w:val="20"/>
+      </w:rPr>
+    </w:lvl>
+    <w:lvl w:ilvl="3" w:tentative="1">
+      <w:start w:val="1"/>
+      <w:numFmt w:val="bullet"/>
+      <w:lvlText w:val=""/>
+      <w:lvlJc w:val="left"/>
+      <w:pPr>
+        <w:tabs>
+          <w:tab w:val="num" w:pos="2880"/>
+        </w:tabs>
+        <w:ind w:left="2880" w:hanging="360"/>
+      </w:pPr>
+      <w:rPr>
+        <w:rFonts w:ascii="Wingdings" w:hAnsi="Wingdings" w:hint="default"/>
+        <w:sz w:val="20"/>
+      </w:rPr>
+    </w:lvl>
+    <w:lvl w:ilvl="4" w:tentative="1">
+      <w:start w:val="1"/>
+      <w:numFmt w:val="bullet"/>
+      <w:lvlText w:val=""/>
+      <w:lvlJc w:val="left"/>
+      <w:pPr>
+        <w:tabs>
+          <w:tab w:val="num" w:pos="3600"/>
+        </w:tabs>
+        <w:ind w:left="3600" w:hanging="360"/>
+      </w:pPr>
+      <w:rPr>
+        <w:rFonts w:ascii="Wingdings" w:hAnsi="Wingdings" w:hint="default"/>
+        <w:sz w:val="20"/>
+      </w:rPr>
+    </w:lvl>
+    <w:lvl w:ilvl="5" w:tentative="1">
+      <w:start w:val="1"/>
+      <w:numFmt w:val="bullet"/>
+      <w:lvlText w:val=""/>
+      <w:lvlJc w:val="left"/>
+      <w:pPr>
+        <w:tabs>
+          <w:tab w:val="num" w:pos="4320"/>
+        </w:tabs>
+        <w:ind w:left="4320" w:hanging="360"/>
+      </w:pPr>
+      <w:rPr>
+        <w:rFonts w:ascii="Wingdings" w:hAnsi="Wingdings" w:hint="default"/>
+        <w:sz w:val="20"/>
+      </w:rPr>
+    </w:lvl>
+    <w:lvl w:ilvl="6" w:tentative="1">
+      <w:start w:val="1"/>
+      <w:numFmt w:val="bullet"/>
+      <w:lvlText w:val=""/>
+      <w:lvlJc w:val="left"/>
+      <w:pPr>
+        <w:tabs>
+          <w:tab w:val="num" w:pos="5040"/>
+        </w:tabs>
+        <w:ind w:left="5040" w:hanging="360"/>
+      </w:pPr>
+      <w:rPr>
+        <w:rFonts w:ascii="Wingdings" w:hAnsi="Wingdings" w:hint="default"/>
+        <w:sz w:val="20"/>
+      </w:rPr>
+    </w:lvl>
+    <w:lvl w:ilvl="7" w:tentative="1">
+      <w:start w:val="1"/>
+      <w:numFmt w:val="bullet"/>
+      <w:lvlText w:val=""/>
+      <w:lvlJc w:val="left"/>
+      <w:pPr>
+        <w:tabs>
+          <w:tab w:val="num" w:pos="5760"/>
+        </w:tabs>
+        <w:ind w:left="5760" w:hanging="360"/>
+      </w:pPr>
+      <w:rPr>
+        <w:rFonts w:ascii="Wingdings" w:hAnsi="Wingdings" w:hint="default"/>
+        <w:sz w:val="20"/>
+      </w:rPr>
+    </w:lvl>
+    <w:lvl w:ilvl="8" w:tentative="1">
+      <w:start w:val="1"/>
+      <w:numFmt w:val="bullet"/>
+      <w:lvlText w:val=""/>
+      <w:lvlJc w:val="left"/>
+      <w:pPr>
+        <w:tabs>
+          <w:tab w:val="num" w:pos="6480"/>
+        </w:tabs>
+        <w:ind w:left="6480" w:hanging="360"/>
+      </w:pPr>
+      <w:rPr>
+        <w:rFonts w:ascii="Wingdings" w:hAnsi="Wingdings" w:hint="default"/>
+        <w:sz w:val="20"/>
+      </w:rPr>
+    </w:lvl>
+  </w:abstractNum>
+  <w:abstractNum w:abstractNumId="5" w15:restartNumberingAfterBreak="0">
+    <w:nsid w:val="72BF4F0E"/>
+    <w:multiLevelType w:val="multilevel"/>
+    <w:tmpl w:val="28BE8176"/>
+    <w:lvl w:ilvl="0">
+      <w:start w:val="1"/>
+      <w:numFmt w:val="decimal"/>
+      <w:lvlText w:val="%1."/>
+      <w:lvlJc w:val="left"/>
+      <w:pPr>
+        <w:tabs>
+          <w:tab w:val="num" w:pos="720"/>
+        </w:tabs>
+        <w:ind w:left="720" w:hanging="360"/>
+      </w:pPr>
+    </w:lvl>
+    <w:lvl w:ilvl="1" w:tentative="1">
+      <w:start w:val="1"/>
+      <w:numFmt w:val="decimal"/>
+      <w:lvlText w:val="%2."/>
+      <w:lvlJc w:val="left"/>
+      <w:pPr>
+        <w:tabs>
+          <w:tab w:val="num" w:pos="1440"/>
+        </w:tabs>
+        <w:ind w:left="1440" w:hanging="360"/>
+      </w:pPr>
+    </w:lvl>
+    <w:lvl w:ilvl="2" w:tentative="1">
+      <w:start w:val="1"/>
+      <w:numFmt w:val="decimal"/>
+      <w:lvlText w:val="%3."/>
+      <w:lvlJc w:val="left"/>
+      <w:pPr>
+        <w:tabs>
+          <w:tab w:val="num" w:pos="2160"/>
+        </w:tabs>
+        <w:ind w:left="2160" w:hanging="360"/>
+      </w:pPr>
+    </w:lvl>
+    <w:lvl w:ilvl="3" w:tentative="1">
+      <w:start w:val="1"/>
+      <w:numFmt w:val="decimal"/>
+      <w:lvlText w:val="%4."/>
+      <w:lvlJc w:val="left"/>
+      <w:pPr>
+        <w:tabs>
+          <w:tab w:val="num" w:pos="2880"/>
+        </w:tabs>
+        <w:ind w:left="2880" w:hanging="360"/>
+      </w:pPr>
+    </w:lvl>
+    <w:lvl w:ilvl="4" w:tentative="1">
+      <w:start w:val="1"/>
+      <w:numFmt w:val="decimal"/>
+      <w:lvlText w:val="%5."/>
+      <w:lvlJc w:val="left"/>
+      <w:pPr>
+        <w:tabs>
+          <w:tab w:val="num" w:pos="3600"/>
+        </w:tabs>
+        <w:ind w:left="3600" w:hanging="360"/>
+      </w:pPr>
+    </w:lvl>
+    <w:lvl w:ilvl="5" w:tentative="1">
+      <w:start w:val="1"/>
+      <w:numFmt w:val="decimal"/>
+      <w:lvlText w:val="%6."/>
+      <w:lvlJc w:val="left"/>
+      <w:pPr>
+        <w:tabs>
+          <w:tab w:val="num" w:pos="4320"/>
+        </w:tabs>
+        <w:ind w:left="4320" w:hanging="360"/>
+      </w:pPr>
+    </w:lvl>
+    <w:lvl w:ilvl="6" w:tentative="1">
+      <w:start w:val="1"/>
+      <w:numFmt w:val="decimal"/>
+      <w:lvlText w:val="%7."/>
+      <w:lvlJc w:val="left"/>
+      <w:pPr>
+        <w:tabs>
+          <w:tab w:val="num" w:pos="5040"/>
+        </w:tabs>
+        <w:ind w:left="5040" w:hanging="360"/>
+      </w:pPr>
+    </w:lvl>
+    <w:lvl w:ilvl="7" w:tentative="1">
+      <w:start w:val="1"/>
+      <w:numFmt w:val="decimal"/>
+      <w:lvlText w:val="%8."/>
+      <w:lvlJc w:val="left"/>
+      <w:pPr>
+        <w:tabs>
+          <w:tab w:val="num" w:pos="5760"/>
+        </w:tabs>
+        <w:ind w:left="5760" w:hanging="360"/>
+      </w:pPr>
+    </w:lvl>
+    <w:lvl w:ilvl="8" w:tentative="1">
+      <w:start w:val="1"/>
+      <w:numFmt w:val="decimal"/>
+      <w:lvlText w:val="%9."/>
+      <w:lvlJc w:val="left"/>
+      <w:pPr>
+        <w:tabs>
+          <w:tab w:val="num" w:pos="6480"/>
+        </w:tabs>
+        <w:ind w:left="6480" w:hanging="360"/>
+      </w:pPr>
+    </w:lvl>
+  </w:abstractNum>
+  <w:abstractNum w:abstractNumId="6" w15:restartNumberingAfterBreak="0">
+    <w:nsid w:val="77677EFA"/>
+    <w:multiLevelType w:val="multilevel"/>
+    <w:tmpl w:val="061EFB50"/>
+    <w:lvl w:ilvl="0">
+      <w:start w:val="1"/>
+      <w:numFmt w:val="bullet"/>
+      <w:lvlText w:val=""/>
+      <w:lvlJc w:val="left"/>
+      <w:pPr>
+        <w:tabs>
+          <w:tab w:val="num" w:pos="720"/>
+        </w:tabs>
+        <w:ind w:left="720" w:hanging="360"/>
+      </w:pPr>
+      <w:rPr>
+        <w:rFonts w:ascii="Symbol" w:hAnsi="Symbol" w:hint="default"/>
+        <w:sz w:val="20"/>
+      </w:rPr>
+    </w:lvl>
+    <w:lvl w:ilvl="1" w:tentative="1">
+      <w:start w:val="1"/>
+      <w:numFmt w:val="bullet"/>
+      <w:lvlText w:val="o"/>
+      <w:lvlJc w:val="left"/>
+      <w:pPr>
+        <w:tabs>
+          <w:tab w:val="num" w:pos="1440"/>
+        </w:tabs>
+        <w:ind w:left="1440" w:hanging="360"/>
+      </w:pPr>
+      <w:rPr>
+        <w:rFonts w:ascii="Courier New" w:hAnsi="Courier New" w:hint="default"/>
+        <w:sz w:val="20"/>
+      </w:rPr>
+    </w:lvl>
+    <w:lvl w:ilvl="2" w:tentative="1">
+      <w:start w:val="1"/>
+      <w:numFmt w:val="bullet"/>
+      <w:lvlText w:val=""/>
+      <w:lvlJc w:val="left"/>
+      <w:pPr>
+        <w:tabs>
+          <w:tab w:val="num" w:pos="2160"/>
+        </w:tabs>
+        <w:ind w:left="2160" w:hanging="360"/>
+      </w:pPr>
+      <w:rPr>
+        <w:rFonts w:ascii="Wingdings" w:hAnsi="Wingdings" w:hint="default"/>
+        <w:sz w:val="20"/>
+      </w:rPr>
+    </w:lvl>
+    <w:lvl w:ilvl="3" w:tentative="1">
+      <w:start w:val="1"/>
+      <w:numFmt w:val="bullet"/>
+      <w:lvlText w:val=""/>
+      <w:lvlJc w:val="left"/>
+      <w:pPr>
+        <w:tabs>
+          <w:tab w:val="num" w:pos="2880"/>
+        </w:tabs>
+        <w:ind w:left="2880" w:hanging="360"/>
+      </w:pPr>
+      <w:rPr>
+        <w:rFonts w:ascii="Wingdings" w:hAnsi="Wingdings" w:hint="default"/>
+        <w:sz w:val="20"/>
+      </w:rPr>
+    </w:lvl>
+    <w:lvl w:ilvl="4" w:tentative="1">
+      <w:start w:val="1"/>
+      <w:numFmt w:val="bullet"/>
+      <w:lvlText w:val=""/>
+      <w:lvlJc w:val="left"/>
+      <w:pPr>
+        <w:tabs>
+          <w:tab w:val="num" w:pos="3600"/>
+        </w:tabs>
+        <w:ind w:left="3600" w:hanging="360"/>
+      </w:pPr>
+      <w:rPr>
+        <w:rFonts w:ascii="Wingdings" w:hAnsi="Wingdings" w:hint="default"/>
+        <w:sz w:val="20"/>
+      </w:rPr>
+    </w:lvl>
+    <w:lvl w:ilvl="5" w:tentative="1">
+      <w:start w:val="1"/>
+      <w:numFmt w:val="bullet"/>
+      <w:lvlText w:val=""/>
+      <w:lvlJc w:val="left"/>
+      <w:pPr>
+        <w:tabs>
+          <w:tab w:val="num" w:pos="4320"/>
+        </w:tabs>
+        <w:ind w:left="4320" w:hanging="360"/>
+      </w:pPr>
+      <w:rPr>
+        <w:rFonts w:ascii="Wingdings" w:hAnsi="Wingdings" w:hint="default"/>
+        <w:sz w:val="20"/>
+      </w:rPr>
+    </w:lvl>
+    <w:lvl w:ilvl="6" w:tentative="1">
+      <w:start w:val="1"/>
+      <w:numFmt w:val="bullet"/>
+      <w:lvlText w:val=""/>
+      <w:lvlJc w:val="left"/>
+      <w:pPr>
+        <w:tabs>
+          <w:tab w:val="num" w:pos="5040"/>
+        </w:tabs>
+        <w:ind w:left="5040" w:hanging="360"/>
+      </w:pPr>
+      <w:rPr>
+        <w:rFonts w:ascii="Wingdings" w:hAnsi="Wingdings" w:hint="default"/>
+        <w:sz w:val="20"/>
+      </w:rPr>
+    </w:lvl>
+    <w:lvl w:ilvl="7" w:tentative="1">
+      <w:start w:val="1"/>
+      <w:numFmt w:val="bullet"/>
+      <w:lvlText w:val=""/>
+      <w:lvlJc w:val="left"/>
+      <w:pPr>
+        <w:tabs>
+          <w:tab w:val="num" w:pos="5760"/>
+        </w:tabs>
+        <w:ind w:left="5760" w:hanging="360"/>
+      </w:pPr>
+      <w:rPr>
+        <w:rFonts w:ascii="Wingdings" w:hAnsi="Wingdings" w:hint="default"/>
+        <w:sz w:val="20"/>
+      </w:rPr>
+    </w:lvl>
+    <w:lvl w:ilvl="8" w:tentative="1">
+      <w:start w:val="1"/>
+      <w:numFmt w:val="bullet"/>
+      <w:lvlText w:val=""/>
+      <w:lvlJc w:val="left"/>
+      <w:pPr>
+        <w:tabs>
+          <w:tab w:val="num" w:pos="6480"/>
+        </w:tabs>
+        <w:ind w:left="6480" w:hanging="360"/>
+      </w:pPr>
+      <w:rPr>
+        <w:rFonts w:ascii="Wingdings" w:hAnsi="Wingdings" w:hint="default"/>
+        <w:sz w:val="20"/>
+      </w:rPr>
+    </w:lvl>
+  </w:abstractNum>
+  <w:num w:numId="1">
+    <w:abstractNumId w:val="0"/>
+  </w:num>
+  <w:num w:numId="2">
+    <w:abstractNumId w:val="6"/>
+  </w:num>
+  <w:num w:numId="3">
+    <w:abstractNumId w:val="5"/>
+  </w:num>
+  <w:num w:numId="4">
+    <w:abstractNumId w:val="1"/>
+  </w:num>
+  <w:num w:numId="5">
+    <w:abstractNumId w:val="2"/>
+  </w:num>
+  <w:num w:numId="6">
+    <w:abstractNumId w:val="4"/>
+  </w:num>
+  <w:num w:numId="7">
+    <w:abstractNumId w:val="3"/>
+  </w:num>
+</w:numbering>
 </file>
 
 <file path=word/styles.xml><?xml version="1.0" encoding="utf-8"?>
@@ -53164,6 +56971,67 @@
     <w:name w:val="Normal"/>
     <w:qFormat/>
   </w:style>
+  <w:style w:type="paragraph" w:styleId="Heading1">
+    <w:name w:val="heading 1"/>
+    <w:basedOn w:val="Normal"/>
+    <w:link w:val="Heading1Char"/>
+    <w:uiPriority w:val="9"/>
+    <w:qFormat/>
+    <w:rsid w:val="0021733F"/>
+    <w:pPr>
+      <w:spacing w:before="100" w:beforeAutospacing="1" w:after="100" w:afterAutospacing="1" w:line="240" w:lineRule="auto"/>
+      <w:outlineLvl w:val="0"/>
+    </w:pPr>
+    <w:rPr>
+      <w:rFonts w:ascii="Times New Roman" w:eastAsia="Times New Roman" w:hAnsi="Times New Roman" w:cs="Times New Roman"/>
+      <w:b/>
+      <w:bCs/>
+      <w:kern w:val="36"/>
+      <w:sz w:val="48"/>
+      <w:szCs w:val="48"/>
+      <w:lang w:eastAsia="en-IN"/>
+    </w:rPr>
+  </w:style>
+  <w:style w:type="paragraph" w:styleId="Heading2">
+    <w:name w:val="heading 2"/>
+    <w:basedOn w:val="Normal"/>
+    <w:link w:val="Heading2Char"/>
+    <w:uiPriority w:val="9"/>
+    <w:qFormat/>
+    <w:rsid w:val="0021733F"/>
+    <w:pPr>
+      <w:spacing w:before="100" w:beforeAutospacing="1" w:after="100" w:afterAutospacing="1" w:line="240" w:lineRule="auto"/>
+      <w:outlineLvl w:val="1"/>
+    </w:pPr>
+    <w:rPr>
+      <w:rFonts w:ascii="Times New Roman" w:eastAsia="Times New Roman" w:hAnsi="Times New Roman" w:cs="Times New Roman"/>
+      <w:b/>
+      <w:bCs/>
+      <w:sz w:val="36"/>
+      <w:szCs w:val="36"/>
+      <w:lang w:eastAsia="en-IN"/>
+    </w:rPr>
+  </w:style>
+  <w:style w:type="paragraph" w:styleId="Heading3">
+    <w:name w:val="heading 3"/>
+    <w:basedOn w:val="Normal"/>
+    <w:link w:val="Heading3Char"/>
+    <w:uiPriority w:val="9"/>
+    <w:qFormat/>
+    <w:rsid w:val="0021733F"/>
+    <w:pPr>
+      <w:spacing w:before="100" w:beforeAutospacing="1" w:after="100" w:afterAutospacing="1" w:line="240" w:lineRule="auto"/>
+      <w:outlineLvl w:val="2"/>
+    </w:pPr>
+    <w:rPr>
+      <w:rFonts w:ascii="Times New Roman" w:eastAsia="Times New Roman" w:hAnsi="Times New Roman" w:cs="Times New Roman"/>
+      <w:b/>
+      <w:bCs/>
+      <w:sz w:val="27"/>
+      <w:szCs w:val="27"/>
+      <w:lang w:eastAsia="en-IN"/>
+    </w:rPr>
+  </w:style>
   <w:style w:type="character" w:default="1" w:styleId="DefaultParagraphFont">
     <w:name w:val="Default Paragraph Font"/>
     <w:uiPriority w:val="1"/>
@@ -53289,6 +57157,128 @@
       <w:szCs w:val="20"/>
     </w:rPr>
   </w:style>
+  <w:style w:type="character" w:customStyle="1" w:styleId="Heading1Char">
+    <w:name w:val="Heading 1 Char"/>
+    <w:basedOn w:val="DefaultParagraphFont"/>
+    <w:link w:val="Heading1"/>
+    <w:uiPriority w:val="9"/>
+    <w:rsid w:val="0021733F"/>
+    <w:rPr>
+      <w:rFonts w:ascii="Times New Roman" w:eastAsia="Times New Roman" w:hAnsi="Times New Roman" w:cs="Times New Roman"/>
+      <w:b/>
+      <w:bCs/>
+      <w:kern w:val="36"/>
+      <w:sz w:val="48"/>
+      <w:szCs w:val="48"/>
+      <w:lang w:eastAsia="en-IN"/>
+    </w:rPr>
+  </w:style>
+  <w:style w:type="character" w:customStyle="1" w:styleId="Heading2Char">
+    <w:name w:val="Heading 2 Char"/>
+    <w:basedOn w:val="DefaultParagraphFont"/>
+    <w:link w:val="Heading2"/>
+    <w:uiPriority w:val="9"/>
+    <w:rsid w:val="0021733F"/>
+    <w:rPr>
+      <w:rFonts w:ascii="Times New Roman" w:eastAsia="Times New Roman" w:hAnsi="Times New Roman" w:cs="Times New Roman"/>
+      <w:b/>
+      <w:bCs/>
+      <w:sz w:val="36"/>
+      <w:szCs w:val="36"/>
+      <w:lang w:eastAsia="en-IN"/>
+    </w:rPr>
+  </w:style>
+  <w:style w:type="character" w:customStyle="1" w:styleId="Heading3Char">
+    <w:name w:val="Heading 3 Char"/>
+    <w:basedOn w:val="DefaultParagraphFont"/>
+    <w:link w:val="Heading3"/>
+    <w:uiPriority w:val="9"/>
+    <w:rsid w:val="0021733F"/>
+    <w:rPr>
+      <w:rFonts w:ascii="Times New Roman" w:eastAsia="Times New Roman" w:hAnsi="Times New Roman" w:cs="Times New Roman"/>
+      <w:b/>
+      <w:bCs/>
+      <w:sz w:val="27"/>
+      <w:szCs w:val="27"/>
+      <w:lang w:eastAsia="en-IN"/>
+    </w:rPr>
+  </w:style>
+  <w:style w:type="paragraph" w:styleId="NormalWeb">
+    <w:name w:val="Normal (Web)"/>
+    <w:basedOn w:val="Normal"/>
+    <w:uiPriority w:val="99"/>
+    <w:semiHidden/>
+    <w:unhideWhenUsed/>
+    <w:rsid w:val="0021733F"/>
+    <w:pPr>
+      <w:spacing w:before="100" w:beforeAutospacing="1" w:after="100" w:afterAutospacing="1" w:line="240" w:lineRule="auto"/>
+    </w:pPr>
+    <w:rPr>
+      <w:rFonts w:ascii="Times New Roman" w:eastAsia="Times New Roman" w:hAnsi="Times New Roman" w:cs="Times New Roman"/>
+      <w:sz w:val="24"/>
+      <w:szCs w:val="24"/>
+      <w:lang w:eastAsia="en-IN"/>
+    </w:rPr>
+  </w:style>
+  <w:style w:type="character" w:styleId="Emphasis">
+    <w:name w:val="Emphasis"/>
+    <w:basedOn w:val="DefaultParagraphFont"/>
+    <w:uiPriority w:val="20"/>
+    <w:qFormat/>
+    <w:rsid w:val="0021733F"/>
+    <w:rPr>
+      <w:i/>
+      <w:iCs/>
+    </w:rPr>
+  </w:style>
+  <w:style w:type="paragraph" w:styleId="HTMLPreformatted">
+    <w:name w:val="HTML Preformatted"/>
+    <w:basedOn w:val="Normal"/>
+    <w:link w:val="HTMLPreformattedChar"/>
+    <w:uiPriority w:val="99"/>
+    <w:semiHidden/>
+    <w:unhideWhenUsed/>
+    <w:rsid w:val="0021733F"/>
+    <w:pPr>
+      <w:tabs>
+        <w:tab w:val="left" w:pos="916"/>
+        <w:tab w:val="left" w:pos="1832"/>
+        <w:tab w:val="left" w:pos="2748"/>
+        <w:tab w:val="left" w:pos="3664"/>
+        <w:tab w:val="left" w:pos="4580"/>
+        <w:tab w:val="left" w:pos="5496"/>
+        <w:tab w:val="left" w:pos="6412"/>
+        <w:tab w:val="left" w:pos="7328"/>
+        <w:tab w:val="left" w:pos="8244"/>
+        <w:tab w:val="left" w:pos="9160"/>
+        <w:tab w:val="left" w:pos="10076"/>
+        <w:tab w:val="left" w:pos="10992"/>
+        <w:tab w:val="left" w:pos="11908"/>
+        <w:tab w:val="left" w:pos="12824"/>
+        <w:tab w:val="left" w:pos="13740"/>
+        <w:tab w:val="left" w:pos="14656"/>
+      </w:tabs>
+      <w:spacing w:after="0" w:line="240" w:lineRule="auto"/>
+    </w:pPr>
+    <w:rPr>
+      <w:rFonts w:ascii="Courier New" w:eastAsia="Times New Roman" w:hAnsi="Courier New" w:cs="Courier New"/>
+      <w:sz w:val="20"/>
+      <w:lang w:eastAsia="en-IN"/>
+    </w:rPr>
+  </w:style>
+  <w:style w:type="character" w:customStyle="1" w:styleId="HTMLPreformattedChar">
+    <w:name w:val="HTML Preformatted Char"/>
+    <w:basedOn w:val="DefaultParagraphFont"/>
+    <w:link w:val="HTMLPreformatted"/>
+    <w:uiPriority w:val="99"/>
+    <w:semiHidden/>
+    <w:rsid w:val="0021733F"/>
+    <w:rPr>
+      <w:rFonts w:ascii="Courier New" w:eastAsia="Times New Roman" w:hAnsi="Courier New" w:cs="Courier New"/>
+      <w:sz w:val="20"/>
+      <w:lang w:eastAsia="en-IN"/>
+    </w:rPr>
+  </w:style>
 </w:styles>
 </file>
 
@@ -53392,6 +57382,34 @@
 
 <file path=word/glossary/fontTable.xml><?xml version="1.0" encoding="utf-8"?>
 <w:fonts xmlns:mc="http://schemas.openxmlformats.org/markup-compatibility/2006" xmlns:r="http://schemas.openxmlformats.org/officeDocument/2006/relationships" xmlns:w="http://schemas.openxmlformats.org/wordprocessingml/2006/main" xmlns:w14="http://schemas.microsoft.com/office/word/2010/wordml" xmlns:w15="http://schemas.microsoft.com/office/word/2012/wordml" xmlns:w16se="http://schemas.microsoft.com/office/word/2015/wordml/symex" mc:Ignorable="w14 w15 w16se">
+  <w:font w:name="Symbol">
+    <w:panose1 w:val="05050102010706020507"/>
+    <w:charset w:val="02"/>
+    <w:family w:val="roman"/>
+    <w:pitch w:val="variable"/>
+    <w:sig w:usb0="00000000" w:usb1="10000000" w:usb2="00000000" w:usb3="00000000" w:csb0="80000000" w:csb1="00000000"/>
+  </w:font>
+  <w:font w:name="Times New Roman">
+    <w:panose1 w:val="02020603050405020304"/>
+    <w:charset w:val="00"/>
+    <w:family w:val="roman"/>
+    <w:pitch w:val="variable"/>
+    <w:sig w:usb0="E0002EFF" w:usb1="C000785B" w:usb2="00000009" w:usb3="00000000" w:csb0="000001FF" w:csb1="00000000"/>
+  </w:font>
+  <w:font w:name="Courier New">
+    <w:panose1 w:val="02070309020205020404"/>
+    <w:charset w:val="00"/>
+    <w:family w:val="modern"/>
+    <w:pitch w:val="fixed"/>
+    <w:sig w:usb0="E0002EFF" w:usb1="C0007843" w:usb2="00000009" w:usb3="00000000" w:csb0="000001FF" w:csb1="00000000"/>
+  </w:font>
+  <w:font w:name="Wingdings">
+    <w:panose1 w:val="05000000000000000000"/>
+    <w:charset w:val="02"/>
+    <w:family w:val="auto"/>
+    <w:pitch w:val="variable"/>
+    <w:sig w:usb0="00000000" w:usb1="10000000" w:usb2="00000000" w:usb3="00000000" w:csb0="80000000" w:csb1="00000000"/>
+  </w:font>
   <w:font w:name="Calibri">
     <w:panose1 w:val="020F0502020204030204"/>
     <w:charset w:val="00"/>
@@ -53406,26 +57424,12 @@
     <w:pitch w:val="variable"/>
     <w:sig w:usb0="00008003" w:usb1="00000000" w:usb2="00000000" w:usb3="00000000" w:csb0="00000001" w:csb1="00000000"/>
   </w:font>
-  <w:font w:name="Times New Roman">
-    <w:panose1 w:val="02020603050405020304"/>
-    <w:charset w:val="00"/>
-    <w:family w:val="roman"/>
-    <w:pitch w:val="variable"/>
-    <w:sig w:usb0="E0002EFF" w:usb1="C000785B" w:usb2="00000009" w:usb3="00000000" w:csb0="000001FF" w:csb1="00000000"/>
-  </w:font>
   <w:font w:name="Segoe UI">
     <w:panose1 w:val="020B0502040204020203"/>
     <w:charset w:val="00"/>
     <w:family w:val="swiss"/>
     <w:pitch w:val="variable"/>
     <w:sig w:usb0="E4002EFF" w:usb1="C000E47F" w:usb2="00000009" w:usb3="00000000" w:csb0="000001FF" w:csb1="00000000"/>
-  </w:font>
-  <w:font w:name="Courier New">
-    <w:panose1 w:val="02070309020205020404"/>
-    <w:charset w:val="00"/>
-    <w:family w:val="modern"/>
-    <w:pitch w:val="fixed"/>
-    <w:sig w:usb0="E0002EFF" w:usb1="C0007843" w:usb2="00000009" w:usb3="00000000" w:csb0="000001FF" w:csb1="00000000"/>
   </w:font>
   <w:font w:name="Consolas">
     <w:panose1 w:val="020B0609020204030204"/>
